--- a/cd30/ressources/autre/Memo création carte Leaflet.docx
+++ b/cd30/ressources/autre/Memo création carte Leaflet.docx
@@ -83,7 +83,7 @@
       <w:r>
         <w:fldChar w:fldCharType="separate"/>
       </w:r>
-      <w:hyperlink w:anchor="_Toc235797258" w:history="1">
+      <w:hyperlink w:anchor="_Toc235798848" w:history="1">
         <w:r>
           <w:rPr>
             <w:rStyle w:val="Lienhypertexte"/>
@@ -122,7 +122,7 @@
           <w:rPr>
             <w:webHidden/>
           </w:rPr>
-          <w:instrText xml:space="preserve"> PAGEREF _Toc235797258 \h </w:instrText>
+          <w:instrText xml:space="preserve"> PAGEREF _Toc235798848 \h </w:instrText>
         </w:r>
         <w:r>
           <w:rPr>
@@ -163,7 +163,7 @@
           <w14:ligatures w14:val="standardContextual"/>
         </w:rPr>
       </w:pPr>
-      <w:hyperlink w:anchor="_Toc235797259" w:history="1">
+      <w:hyperlink w:anchor="_Toc235798849" w:history="1">
         <w:r>
           <w:rPr>
             <w:rStyle w:val="Lienhypertexte"/>
@@ -206,7 +206,7 @@
             <w:noProof/>
             <w:webHidden/>
           </w:rPr>
-          <w:instrText xml:space="preserve"> PAGEREF _Toc235797259 \h </w:instrText>
+          <w:instrText xml:space="preserve"> PAGEREF _Toc235798849 \h </w:instrText>
         </w:r>
         <w:r>
           <w:rPr>
@@ -251,7 +251,7 @@
           <w14:ligatures w14:val="standardContextual"/>
         </w:rPr>
       </w:pPr>
-      <w:hyperlink w:anchor="_Toc235797260" w:history="1">
+      <w:hyperlink w:anchor="_Toc235798850" w:history="1">
         <w:r>
           <w:rPr>
             <w:rStyle w:val="Lienhypertexte"/>
@@ -294,7 +294,7 @@
             <w:noProof/>
             <w:webHidden/>
           </w:rPr>
-          <w:instrText xml:space="preserve"> PAGEREF _Toc235797260 \h </w:instrText>
+          <w:instrText xml:space="preserve"> PAGEREF _Toc235798850 \h </w:instrText>
         </w:r>
         <w:r>
           <w:rPr>
@@ -339,7 +339,7 @@
           <w14:ligatures w14:val="standardContextual"/>
         </w:rPr>
       </w:pPr>
-      <w:hyperlink w:anchor="_Toc235797261" w:history="1">
+      <w:hyperlink w:anchor="_Toc235798851" w:history="1">
         <w:r>
           <w:rPr>
             <w:rStyle w:val="Lienhypertexte"/>
@@ -382,7 +382,7 @@
             <w:noProof/>
             <w:webHidden/>
           </w:rPr>
-          <w:instrText xml:space="preserve"> PAGEREF _Toc235797261 \h </w:instrText>
+          <w:instrText xml:space="preserve"> PAGEREF _Toc235798851 \h </w:instrText>
         </w:r>
         <w:r>
           <w:rPr>
@@ -424,7 +424,7 @@
           <w14:ligatures w14:val="standardContextual"/>
         </w:rPr>
       </w:pPr>
-      <w:hyperlink w:anchor="_Toc235797262" w:history="1">
+      <w:hyperlink w:anchor="_Toc235798852" w:history="1">
         <w:r>
           <w:rPr>
             <w:rStyle w:val="Lienhypertexte"/>
@@ -463,7 +463,7 @@
           <w:rPr>
             <w:webHidden/>
           </w:rPr>
-          <w:instrText xml:space="preserve"> PAGEREF _Toc235797262 \h </w:instrText>
+          <w:instrText xml:space="preserve"> PAGEREF _Toc235798852 \h </w:instrText>
         </w:r>
         <w:r>
           <w:rPr>
@@ -504,7 +504,7 @@
           <w14:ligatures w14:val="standardContextual"/>
         </w:rPr>
       </w:pPr>
-      <w:hyperlink w:anchor="_Toc235797263" w:history="1">
+      <w:hyperlink w:anchor="_Toc235798853" w:history="1">
         <w:r>
           <w:rPr>
             <w:rStyle w:val="Lienhypertexte"/>
@@ -547,7 +547,7 @@
             <w:noProof/>
             <w:webHidden/>
           </w:rPr>
-          <w:instrText xml:space="preserve"> PAGEREF _Toc235797263 \h </w:instrText>
+          <w:instrText xml:space="preserve"> PAGEREF _Toc235798853 \h </w:instrText>
         </w:r>
         <w:r>
           <w:rPr>
@@ -592,7 +592,7 @@
           <w14:ligatures w14:val="standardContextual"/>
         </w:rPr>
       </w:pPr>
-      <w:hyperlink w:anchor="_Toc235797264" w:history="1">
+      <w:hyperlink w:anchor="_Toc235798854" w:history="1">
         <w:r>
           <w:rPr>
             <w:rStyle w:val="Lienhypertexte"/>
@@ -635,7 +635,7 @@
             <w:noProof/>
             <w:webHidden/>
           </w:rPr>
-          <w:instrText xml:space="preserve"> PAGEREF _Toc235797264 \h </w:instrText>
+          <w:instrText xml:space="preserve"> PAGEREF _Toc235798854 \h </w:instrText>
         </w:r>
         <w:r>
           <w:rPr>
@@ -680,7 +680,7 @@
           <w14:ligatures w14:val="standardContextual"/>
         </w:rPr>
       </w:pPr>
-      <w:hyperlink w:anchor="_Toc235797265" w:history="1">
+      <w:hyperlink w:anchor="_Toc235798855" w:history="1">
         <w:r>
           <w:rPr>
             <w:rStyle w:val="Lienhypertexte"/>
@@ -723,7 +723,7 @@
             <w:noProof/>
             <w:webHidden/>
           </w:rPr>
-          <w:instrText xml:space="preserve"> PAGEREF _Toc235797265 \h </w:instrText>
+          <w:instrText xml:space="preserve"> PAGEREF _Toc235798855 \h </w:instrText>
         </w:r>
         <w:r>
           <w:rPr>
@@ -768,7 +768,7 @@
           <w14:ligatures w14:val="standardContextual"/>
         </w:rPr>
       </w:pPr>
-      <w:hyperlink w:anchor="_Toc235797266" w:history="1">
+      <w:hyperlink w:anchor="_Toc235798856" w:history="1">
         <w:r>
           <w:rPr>
             <w:rStyle w:val="Lienhypertexte"/>
@@ -811,7 +811,95 @@
             <w:noProof/>
             <w:webHidden/>
           </w:rPr>
-          <w:instrText xml:space="preserve"> PAGEREF _Toc235797266 \h </w:instrText>
+          <w:instrText xml:space="preserve"> PAGEREF _Toc235798856 \h </w:instrText>
+        </w:r>
+        <w:r>
+          <w:rPr>
+            <w:noProof/>
+            <w:webHidden/>
+          </w:rPr>
+        </w:r>
+        <w:r>
+          <w:rPr>
+            <w:noProof/>
+            <w:webHidden/>
+          </w:rPr>
+          <w:fldChar w:fldCharType="separate"/>
+        </w:r>
+        <w:r>
+          <w:rPr>
+            <w:noProof/>
+            <w:webHidden/>
+          </w:rPr>
+          <w:t>5</w:t>
+        </w:r>
+        <w:r>
+          <w:rPr>
+            <w:noProof/>
+            <w:webHidden/>
+          </w:rPr>
+          <w:fldChar w:fldCharType="end"/>
+        </w:r>
+      </w:hyperlink>
+    </w:p>
+    <w:p>
+      <w:pPr>
+        <w:pStyle w:val="TM2"/>
+        <w:tabs>
+          <w:tab w:val="left" w:pos="960"/>
+          <w:tab w:val="right" w:leader="dot" w:pos="9629"/>
+        </w:tabs>
+        <w:rPr>
+          <w:rFonts w:asciiTheme="minorHAnsi" w:eastAsiaTheme="minorEastAsia" w:hAnsiTheme="minorHAnsi" w:cstheme="minorBidi"/>
+          <w:noProof/>
+          <w:kern w:val="2"/>
+          <w14:ligatures w14:val="standardContextual"/>
+        </w:rPr>
+      </w:pPr>
+      <w:hyperlink w:anchor="_Toc235798857" w:history="1">
+        <w:r>
+          <w:rPr>
+            <w:rStyle w:val="Lienhypertexte"/>
+            <w:noProof/>
+          </w:rPr>
+          <w:t>2.5</w:t>
+        </w:r>
+        <w:r>
+          <w:rPr>
+            <w:rFonts w:asciiTheme="minorHAnsi" w:eastAsiaTheme="minorEastAsia" w:hAnsiTheme="minorHAnsi" w:cstheme="minorBidi"/>
+            <w:noProof/>
+            <w:kern w:val="2"/>
+            <w14:ligatures w14:val="standardContextual"/>
+          </w:rPr>
+          <w:tab/>
+        </w:r>
+        <w:r>
+          <w:rPr>
+            <w:rStyle w:val="Lienhypertexte"/>
+            <w:noProof/>
+          </w:rPr>
+          <w:t>visualisation du bloc légende</w:t>
+        </w:r>
+        <w:r>
+          <w:rPr>
+            <w:noProof/>
+            <w:webHidden/>
+          </w:rPr>
+          <w:tab/>
+        </w:r>
+        <w:r>
+          <w:rPr>
+            <w:noProof/>
+            <w:webHidden/>
+          </w:rPr>
+          <w:fldChar w:fldCharType="begin"/>
+        </w:r>
+        <w:r>
+          <w:rPr>
+            <w:noProof/>
+            <w:webHidden/>
+          </w:rPr>
+          <w:instrText xml:space="preserve"> PAGEREF _Toc235798857 \h </w:instrText>
         </w:r>
         <w:r>
           <w:rPr>
@@ -856,13 +944,13 @@
           <w14:ligatures w14:val="standardContextual"/>
         </w:rPr>
       </w:pPr>
-      <w:hyperlink w:anchor="_Toc235797267" w:history="1">
+      <w:hyperlink w:anchor="_Toc235798858" w:history="1">
         <w:r>
           <w:rPr>
             <w:rStyle w:val="Lienhypertexte"/>
             <w:noProof/>
           </w:rPr>
-          <w:t>2.5</w:t>
+          <w:t>2.6</w:t>
         </w:r>
         <w:r>
           <w:rPr>
@@ -878,7 +966,7 @@
             <w:rStyle w:val="Lienhypertexte"/>
             <w:noProof/>
           </w:rPr>
-          <w:t>visualisation du blocs légende</w:t>
+          <w:t>Valeurs titres et couches spécifiques</w:t>
         </w:r>
         <w:r>
           <w:rPr>
@@ -899,7 +987,7 @@
             <w:noProof/>
             <w:webHidden/>
           </w:rPr>
-          <w:instrText xml:space="preserve"> PAGEREF _Toc235797267 \h </w:instrText>
+          <w:instrText xml:space="preserve"> PAGEREF _Toc235798858 \h </w:instrText>
         </w:r>
         <w:r>
           <w:rPr>
@@ -941,7 +1029,7 @@
           <w14:ligatures w14:val="standardContextual"/>
         </w:rPr>
       </w:pPr>
-      <w:hyperlink w:anchor="_Toc235797268" w:history="1">
+      <w:hyperlink w:anchor="_Toc235798859" w:history="1">
         <w:r>
           <w:rPr>
             <w:rStyle w:val="Lienhypertexte"/>
@@ -980,7 +1068,7 @@
           <w:rPr>
             <w:webHidden/>
           </w:rPr>
-          <w:instrText xml:space="preserve"> PAGEREF _Toc235797268 \h </w:instrText>
+          <w:instrText xml:space="preserve"> PAGEREF _Toc235798859 \h </w:instrText>
         </w:r>
         <w:r>
           <w:rPr>
@@ -997,7 +1085,7 @@
           <w:rPr>
             <w:webHidden/>
           </w:rPr>
-          <w:t>6</w:t>
+          <w:t>7</w:t>
         </w:r>
         <w:r>
           <w:rPr>
@@ -1021,7 +1109,7 @@
           <w14:ligatures w14:val="standardContextual"/>
         </w:rPr>
       </w:pPr>
-      <w:hyperlink w:anchor="_Toc235797269" w:history="1">
+      <w:hyperlink w:anchor="_Toc235798860" w:history="1">
         <w:r>
           <w:rPr>
             <w:rStyle w:val="Lienhypertexte"/>
@@ -1064,7 +1152,7 @@
             <w:noProof/>
             <w:webHidden/>
           </w:rPr>
-          <w:instrText xml:space="preserve"> PAGEREF _Toc235797269 \h </w:instrText>
+          <w:instrText xml:space="preserve"> PAGEREF _Toc235798860 \h </w:instrText>
         </w:r>
         <w:r>
           <w:rPr>
@@ -1084,7 +1172,7 @@
             <w:noProof/>
             <w:webHidden/>
           </w:rPr>
-          <w:t>6</w:t>
+          <w:t>7</w:t>
         </w:r>
         <w:r>
           <w:rPr>
@@ -1109,7 +1197,7 @@
           <w14:ligatures w14:val="standardContextual"/>
         </w:rPr>
       </w:pPr>
-      <w:hyperlink w:anchor="_Toc235797270" w:history="1">
+      <w:hyperlink w:anchor="_Toc235798861" w:history="1">
         <w:r>
           <w:rPr>
             <w:rStyle w:val="Lienhypertexte"/>
@@ -1152,7 +1240,7 @@
             <w:noProof/>
             <w:webHidden/>
           </w:rPr>
-          <w:instrText xml:space="preserve"> PAGEREF _Toc235797270 \h </w:instrText>
+          <w:instrText xml:space="preserve"> PAGEREF _Toc235798861 \h </w:instrText>
         </w:r>
         <w:r>
           <w:rPr>
@@ -1197,7 +1285,7 @@
           <w14:ligatures w14:val="standardContextual"/>
         </w:rPr>
       </w:pPr>
-      <w:hyperlink w:anchor="_Toc235797271" w:history="1">
+      <w:hyperlink w:anchor="_Toc235798862" w:history="1">
         <w:r>
           <w:rPr>
             <w:rStyle w:val="Lienhypertexte"/>
@@ -1240,7 +1328,7 @@
             <w:noProof/>
             <w:webHidden/>
           </w:rPr>
-          <w:instrText xml:space="preserve"> PAGEREF _Toc235797271 \h </w:instrText>
+          <w:instrText xml:space="preserve"> PAGEREF _Toc235798862 \h </w:instrText>
         </w:r>
         <w:r>
           <w:rPr>
@@ -1260,7 +1348,7 @@
             <w:noProof/>
             <w:webHidden/>
           </w:rPr>
-          <w:t>7</w:t>
+          <w:t>8</w:t>
         </w:r>
         <w:r>
           <w:rPr>
@@ -1282,7 +1370,7 @@
           <w14:ligatures w14:val="standardContextual"/>
         </w:rPr>
       </w:pPr>
-      <w:hyperlink w:anchor="_Toc235797272" w:history="1">
+      <w:hyperlink w:anchor="_Toc235798863" w:history="1">
         <w:r>
           <w:rPr>
             <w:rStyle w:val="Lienhypertexte"/>
@@ -1321,7 +1409,7 @@
           <w:rPr>
             <w:webHidden/>
           </w:rPr>
-          <w:instrText xml:space="preserve"> PAGEREF _Toc235797272 \h </w:instrText>
+          <w:instrText xml:space="preserve"> PAGEREF _Toc235798863 \h </w:instrText>
         </w:r>
         <w:r>
           <w:rPr>
@@ -1362,7 +1450,7 @@
           <w14:ligatures w14:val="standardContextual"/>
         </w:rPr>
       </w:pPr>
-      <w:hyperlink w:anchor="_Toc235797273" w:history="1">
+      <w:hyperlink w:anchor="_Toc235798864" w:history="1">
         <w:r>
           <w:rPr>
             <w:rStyle w:val="Lienhypertexte"/>
@@ -1405,7 +1493,7 @@
             <w:noProof/>
             <w:webHidden/>
           </w:rPr>
-          <w:instrText xml:space="preserve"> PAGEREF _Toc235797273 \h </w:instrText>
+          <w:instrText xml:space="preserve"> PAGEREF _Toc235798864 \h </w:instrText>
         </w:r>
         <w:r>
           <w:rPr>
@@ -1450,7 +1538,7 @@
           <w14:ligatures w14:val="standardContextual"/>
         </w:rPr>
       </w:pPr>
-      <w:hyperlink w:anchor="_Toc235797274" w:history="1">
+      <w:hyperlink w:anchor="_Toc235798865" w:history="1">
         <w:r>
           <w:rPr>
             <w:rStyle w:val="Lienhypertexte"/>
@@ -1493,7 +1581,7 @@
             <w:noProof/>
             <w:webHidden/>
           </w:rPr>
-          <w:instrText xml:space="preserve"> PAGEREF _Toc235797274 \h </w:instrText>
+          <w:instrText xml:space="preserve"> PAGEREF _Toc235798865 \h </w:instrText>
         </w:r>
         <w:r>
           <w:rPr>
@@ -1538,7 +1626,7 @@
           <w14:ligatures w14:val="standardContextual"/>
         </w:rPr>
       </w:pPr>
-      <w:hyperlink w:anchor="_Toc235797275" w:history="1">
+      <w:hyperlink w:anchor="_Toc235798866" w:history="1">
         <w:r>
           <w:rPr>
             <w:rStyle w:val="Lienhypertexte"/>
@@ -1581,7 +1669,7 @@
             <w:noProof/>
             <w:webHidden/>
           </w:rPr>
-          <w:instrText xml:space="preserve"> PAGEREF _Toc235797275 \h </w:instrText>
+          <w:instrText xml:space="preserve"> PAGEREF _Toc235798866 \h </w:instrText>
         </w:r>
         <w:r>
           <w:rPr>
@@ -1643,7 +1731,7 @@
         </w:numPr>
       </w:pPr>
       <w:bookmarkStart w:id="6" w:name="_Toc227835063"/>
-      <w:bookmarkStart w:id="7" w:name="_Toc235797258"/>
+      <w:bookmarkStart w:id="7" w:name="_Toc235798848"/>
       <w:proofErr w:type="spellStart"/>
       <w:proofErr w:type="gramStart"/>
       <w:r>
@@ -1668,7 +1756,7 @@
       <w:bookmarkStart w:id="8" w:name="_Toc227830286"/>
       <w:bookmarkStart w:id="9" w:name="_Toc227830314"/>
       <w:bookmarkStart w:id="10" w:name="_Toc227835064"/>
-      <w:bookmarkStart w:id="11" w:name="_Toc235797259"/>
+      <w:bookmarkStart w:id="11" w:name="_Toc235798849"/>
       <w:r>
         <w:t>Arguments</w:t>
       </w:r>
@@ -2599,7 +2687,7 @@
           <w:bdr w:val="none" w:sz="0" w:space="0" w:color="auto" w:frame="1"/>
           <w:lang w:eastAsia="fr-FR"/>
         </w:rPr>
-        <w:t>case</w:t>
+        <w:t>couches</w:t>
       </w:r>
       <w:r>
         <w:rPr>
@@ -2609,37 +2697,7 @@
           <w:bdr w:val="none" w:sz="0" w:space="0" w:color="auto" w:frame="1"/>
           <w:lang w:eastAsia="fr-FR"/>
         </w:rPr>
-        <w:t>s</w:t>
-      </w:r>
-      <w:r>
-        <w:rPr>
-          <w:rFonts w:ascii="Aptos Display" w:eastAsia="Times New Roman" w:hAnsi="Aptos Display"/>
-          <w:sz w:val="28"/>
-          <w:szCs w:val="28"/>
-          <w:bdr w:val="none" w:sz="0" w:space="0" w:color="auto" w:frame="1"/>
-          <w:lang w:eastAsia="fr-FR"/>
-        </w:rPr>
-        <w:t xml:space="preserve"> </w:t>
-      </w:r>
-      <w:r>
-        <w:rPr>
-          <w:rFonts w:ascii="Aptos Display" w:eastAsia="Times New Roman" w:hAnsi="Aptos Display"/>
-          <w:sz w:val="28"/>
-          <w:szCs w:val="28"/>
-          <w:bdr w:val="none" w:sz="0" w:space="0" w:color="auto" w:frame="1"/>
-          <w:lang w:eastAsia="fr-FR"/>
-        </w:rPr>
-        <w:t>à</w:t>
-      </w:r>
-      <w:r>
-        <w:rPr>
-          <w:rFonts w:ascii="Aptos Display" w:eastAsia="Times New Roman" w:hAnsi="Aptos Display"/>
-          <w:sz w:val="28"/>
-          <w:szCs w:val="28"/>
-          <w:bdr w:val="none" w:sz="0" w:space="0" w:color="auto" w:frame="1"/>
-          <w:lang w:eastAsia="fr-FR"/>
-        </w:rPr>
-        <w:t xml:space="preserve"> cocher seulement pas l</w:t>
+        <w:t xml:space="preserve"> seulement pas l</w:t>
       </w:r>
       <w:r>
         <w:rPr>
@@ -3701,7 +3759,7 @@
       <w:bookmarkStart w:id="12" w:name="_Toc227830287"/>
       <w:bookmarkStart w:id="13" w:name="_Toc227830315"/>
       <w:bookmarkStart w:id="14" w:name="_Toc227835065"/>
-      <w:bookmarkStart w:id="15" w:name="_Toc235797260"/>
+      <w:bookmarkStart w:id="15" w:name="_Toc235798850"/>
       <w:r>
         <w:lastRenderedPageBreak/>
         <w:t>G</w:t>
@@ -4479,7 +4537,7 @@
       <w:bookmarkStart w:id="16" w:name="_Toc227830288"/>
       <w:bookmarkStart w:id="17" w:name="_Toc227830316"/>
       <w:bookmarkStart w:id="18" w:name="_Toc227835066"/>
-      <w:bookmarkStart w:id="19" w:name="_Toc235797261"/>
+      <w:bookmarkStart w:id="19" w:name="_Toc235798851"/>
       <w:proofErr w:type="spellStart"/>
       <w:proofErr w:type="gramStart"/>
       <w:r>
@@ -5176,7 +5234,7 @@
       <w:bookmarkStart w:id="20" w:name="_Toc227830289"/>
       <w:bookmarkStart w:id="21" w:name="_Toc227830317"/>
       <w:bookmarkStart w:id="22" w:name="_Toc227835067"/>
-      <w:bookmarkStart w:id="23" w:name="_Toc235797262"/>
+      <w:bookmarkStart w:id="23" w:name="_Toc235798852"/>
       <w:r>
         <w:lastRenderedPageBreak/>
         <w:t>Création carte Leaflet</w:t>
@@ -5286,7 +5344,7 @@
       <w:bookmarkStart w:id="24" w:name="_Toc227830290"/>
       <w:bookmarkStart w:id="25" w:name="_Toc227830318"/>
       <w:bookmarkStart w:id="26" w:name="_Toc227835068"/>
-      <w:bookmarkStart w:id="27" w:name="_Toc235797263"/>
+      <w:bookmarkStart w:id="27" w:name="_Toc235798853"/>
       <w:r>
         <w:t xml:space="preserve">Colonnes spécifiques </w:t>
       </w:r>
@@ -5463,39 +5521,7 @@
           <w:sz w:val="28"/>
           <w:szCs w:val="28"/>
         </w:rPr>
-        <w:t xml:space="preserve">Pour éviter </w:t>
-      </w:r>
-      <w:r>
-        <w:rPr>
-          <w:rFonts w:ascii="Aptos Display" w:hAnsi="Aptos Display"/>
-          <w:sz w:val="28"/>
-          <w:szCs w:val="28"/>
-        </w:rPr>
-        <w:t>un</w:t>
-      </w:r>
-      <w:r>
-        <w:rPr>
-          <w:rFonts w:ascii="Aptos Display" w:hAnsi="Aptos Display"/>
-          <w:sz w:val="28"/>
-          <w:szCs w:val="28"/>
-        </w:rPr>
-        <w:t>e</w:t>
-      </w:r>
-      <w:r>
-        <w:rPr>
-          <w:rFonts w:ascii="Aptos Display" w:hAnsi="Aptos Display"/>
-          <w:sz w:val="28"/>
-          <w:szCs w:val="28"/>
-        </w:rPr>
-        <w:t xml:space="preserve"> </w:t>
-      </w:r>
-      <w:r>
-        <w:rPr>
-          <w:rFonts w:ascii="Aptos Display" w:hAnsi="Aptos Display"/>
-          <w:sz w:val="28"/>
-          <w:szCs w:val="28"/>
-        </w:rPr>
-        <w:t>erreur à la génération, l</w:t>
+        <w:t>L</w:t>
       </w:r>
       <w:r>
         <w:rPr>
@@ -5706,30 +5732,6 @@
           <w:sz w:val="28"/>
           <w:szCs w:val="28"/>
         </w:rPr>
-        <w:t xml:space="preserve">dans </w:t>
-      </w:r>
-      <w:r>
-        <w:rPr>
-          <w:rFonts w:ascii="Aptos Display" w:hAnsi="Aptos Display"/>
-          <w:sz w:val="28"/>
-          <w:szCs w:val="28"/>
-        </w:rPr>
-        <w:t xml:space="preserve">le </w:t>
-      </w:r>
-      <w:r>
-        <w:rPr>
-          <w:rFonts w:ascii="Aptos Display" w:hAnsi="Aptos Display"/>
-          <w:sz w:val="28"/>
-          <w:szCs w:val="28"/>
-        </w:rPr>
-        <w:t xml:space="preserve">bloc case à cocher </w:t>
-      </w:r>
-      <w:r>
-        <w:rPr>
-          <w:rFonts w:ascii="Aptos Display" w:hAnsi="Aptos Display"/>
-          <w:sz w:val="28"/>
-          <w:szCs w:val="28"/>
-        </w:rPr>
         <w:t xml:space="preserve">vient </w:t>
       </w:r>
       <w:proofErr w:type="gramStart"/>
@@ -5926,7 +5928,7 @@
           <w:sz w:val="28"/>
           <w:szCs w:val="28"/>
         </w:rPr>
-        <w:t>ouche 2’ etc. selon ordre passage</w:t>
+        <w:t>ouche 2’ etc</w:t>
       </w:r>
       <w:r>
         <w:rPr>
@@ -5958,39 +5960,7 @@
           <w:sz w:val="28"/>
           <w:szCs w:val="28"/>
         </w:rPr>
-        <w:t>variables dans</w:t>
-      </w:r>
-      <w:r>
-        <w:rPr>
-          <w:rFonts w:ascii="Aptos Display" w:hAnsi="Aptos Display"/>
-          <w:sz w:val="28"/>
-          <w:szCs w:val="28"/>
-        </w:rPr>
-        <w:t xml:space="preserve"> le</w:t>
-      </w:r>
-      <w:r>
-        <w:rPr>
-          <w:rFonts w:ascii="Aptos Display" w:hAnsi="Aptos Display"/>
-          <w:sz w:val="28"/>
-          <w:szCs w:val="28"/>
-        </w:rPr>
-        <w:t xml:space="preserve"> nom </w:t>
-      </w:r>
-      <w:r>
-        <w:rPr>
-          <w:rFonts w:ascii="Aptos Display" w:hAnsi="Aptos Display"/>
-          <w:sz w:val="28"/>
-          <w:szCs w:val="28"/>
-        </w:rPr>
-        <w:t>sinon risque d’</w:t>
-      </w:r>
-      <w:r>
-        <w:rPr>
-          <w:rFonts w:ascii="Aptos Display" w:hAnsi="Aptos Display"/>
-          <w:sz w:val="28"/>
-          <w:szCs w:val="28"/>
-        </w:rPr>
-        <w:t xml:space="preserve">avoir 2 ou + valeurs </w:t>
+        <w:t xml:space="preserve">variables </w:t>
       </w:r>
     </w:p>
     <w:p>
@@ -7459,7 +7429,7 @@
       <w:bookmarkStart w:id="28" w:name="_Toc227830291"/>
       <w:bookmarkStart w:id="29" w:name="_Toc227830319"/>
       <w:bookmarkStart w:id="30" w:name="_Toc227835069"/>
-      <w:bookmarkStart w:id="31" w:name="_Toc235797264"/>
+      <w:bookmarkStart w:id="31" w:name="_Toc235798854"/>
       <w:r>
         <w:t>Affich</w:t>
       </w:r>
@@ -7532,7 +7502,31 @@
           <w:sz w:val="28"/>
           <w:szCs w:val="28"/>
         </w:rPr>
-        <w:t>cases à cocher, la légende affich</w:t>
+        <w:t>couches</w:t>
+      </w:r>
+      <w:r>
+        <w:rPr>
+          <w:rFonts w:ascii="Aptos Display" w:hAnsi="Aptos Display"/>
+          <w:sz w:val="28"/>
+          <w:szCs w:val="28"/>
+        </w:rPr>
+        <w:t>, la légende</w:t>
+      </w:r>
+      <w:r>
+        <w:rPr>
+          <w:rFonts w:ascii="Aptos Display" w:hAnsi="Aptos Display"/>
+          <w:sz w:val="28"/>
+          <w:szCs w:val="28"/>
+        </w:rPr>
+        <w:t xml:space="preserve"> permet de distinguer et </w:t>
+      </w:r>
+      <w:r>
+        <w:rPr>
+          <w:rFonts w:ascii="Aptos Display" w:hAnsi="Aptos Display"/>
+          <w:sz w:val="28"/>
+          <w:szCs w:val="28"/>
+        </w:rPr>
+        <w:t>affich</w:t>
       </w:r>
       <w:r>
         <w:rPr>
@@ -7548,6 +7542,14 @@
           <w:sz w:val="28"/>
           <w:szCs w:val="28"/>
         </w:rPr>
+        <w:t>r</w:t>
+      </w:r>
+      <w:r>
+        <w:rPr>
+          <w:rFonts w:ascii="Aptos Display" w:hAnsi="Aptos Display"/>
+          <w:sz w:val="28"/>
+          <w:szCs w:val="28"/>
+        </w:rPr>
         <w:t>/masqu</w:t>
       </w:r>
       <w:r>
@@ -7564,6 +7566,14 @@
           <w:sz w:val="28"/>
           <w:szCs w:val="28"/>
         </w:rPr>
+        <w:t>r</w:t>
+      </w:r>
+      <w:r>
+        <w:rPr>
+          <w:rFonts w:ascii="Aptos Display" w:hAnsi="Aptos Display"/>
+          <w:sz w:val="28"/>
+          <w:szCs w:val="28"/>
+        </w:rPr>
         <w:t xml:space="preserve"> </w:t>
       </w:r>
       <w:r>
@@ -7596,15 +7606,15 @@
           <w:sz w:val="28"/>
           <w:szCs w:val="28"/>
         </w:rPr>
-        <w:t xml:space="preserve">=&gt; </w:t>
-      </w:r>
-      <w:r>
-        <w:rPr>
-          <w:rFonts w:ascii="Aptos Display" w:hAnsi="Aptos Display"/>
-          <w:sz w:val="28"/>
-          <w:szCs w:val="28"/>
-        </w:rPr>
-        <w:t xml:space="preserve">nécessite une </w:t>
+        <w:t>avec</w:t>
+      </w:r>
+      <w:r>
+        <w:rPr>
+          <w:rFonts w:ascii="Aptos Display" w:hAnsi="Aptos Display"/>
+          <w:sz w:val="28"/>
+          <w:szCs w:val="28"/>
+        </w:rPr>
+        <w:t xml:space="preserve"> une </w:t>
       </w:r>
       <w:r>
         <w:rPr>
@@ -7613,6 +7623,14 @@
           <w:szCs w:val="28"/>
         </w:rPr>
         <w:t>vue adaptée</w:t>
+      </w:r>
+      <w:r>
+        <w:rPr>
+          <w:rFonts w:ascii="Aptos Display" w:hAnsi="Aptos Display"/>
+          <w:sz w:val="28"/>
+          <w:szCs w:val="28"/>
+        </w:rPr>
+        <w:t xml:space="preserve"> : </w:t>
       </w:r>
     </w:p>
     <w:p>
@@ -7631,14 +7649,34 @@
           <w:szCs w:val="28"/>
         </w:rPr>
       </w:pPr>
-      <w:r>
-        <w:rPr>
-          <w:rFonts w:ascii="Aptos Display" w:hAnsi="Aptos Display" w:cs="Calibri"/>
-          <w:color w:val="000000"/>
-          <w:sz w:val="28"/>
-          <w:szCs w:val="28"/>
-        </w:rPr>
-        <w:t>Créer col. ‘</w:t>
+      <w:proofErr w:type="gramStart"/>
+      <w:r>
+        <w:rPr>
+          <w:rFonts w:ascii="Aptos Display" w:hAnsi="Aptos Display" w:cs="Calibri"/>
+          <w:color w:val="000000"/>
+          <w:sz w:val="28"/>
+          <w:szCs w:val="28"/>
+        </w:rPr>
+        <w:t>c</w:t>
+      </w:r>
+      <w:r>
+        <w:rPr>
+          <w:rFonts w:ascii="Aptos Display" w:hAnsi="Aptos Display" w:cs="Calibri"/>
+          <w:color w:val="000000"/>
+          <w:sz w:val="28"/>
+          <w:szCs w:val="28"/>
+        </w:rPr>
+        <w:t>réer</w:t>
+      </w:r>
+      <w:proofErr w:type="gramEnd"/>
+      <w:r>
+        <w:rPr>
+          <w:rFonts w:ascii="Aptos Display" w:hAnsi="Aptos Display" w:cs="Calibri"/>
+          <w:color w:val="000000"/>
+          <w:sz w:val="28"/>
+          <w:szCs w:val="28"/>
+        </w:rPr>
+        <w:t xml:space="preserve"> col. ‘</w:t>
       </w:r>
       <w:proofErr w:type="spellStart"/>
       <w:proofErr w:type="gramStart"/>
@@ -7760,14 +7798,34 @@
           <w:szCs w:val="28"/>
         </w:rPr>
       </w:pPr>
-      <w:r>
-        <w:rPr>
-          <w:rFonts w:ascii="Aptos Display" w:hAnsi="Aptos Display" w:cs="Calibri"/>
-          <w:color w:val="000000"/>
-          <w:sz w:val="28"/>
-          <w:szCs w:val="28"/>
-        </w:rPr>
-        <w:t>Par défaut</w:t>
+      <w:proofErr w:type="gramStart"/>
+      <w:r>
+        <w:rPr>
+          <w:rFonts w:ascii="Aptos Display" w:hAnsi="Aptos Display" w:cs="Calibri"/>
+          <w:color w:val="000000"/>
+          <w:sz w:val="28"/>
+          <w:szCs w:val="28"/>
+        </w:rPr>
+        <w:t>p</w:t>
+      </w:r>
+      <w:r>
+        <w:rPr>
+          <w:rFonts w:ascii="Aptos Display" w:hAnsi="Aptos Display" w:cs="Calibri"/>
+          <w:color w:val="000000"/>
+          <w:sz w:val="28"/>
+          <w:szCs w:val="28"/>
+        </w:rPr>
+        <w:t>ar</w:t>
+      </w:r>
+      <w:proofErr w:type="gramEnd"/>
+      <w:r>
+        <w:rPr>
+          <w:rFonts w:ascii="Aptos Display" w:hAnsi="Aptos Display" w:cs="Calibri"/>
+          <w:color w:val="000000"/>
+          <w:sz w:val="28"/>
+          <w:szCs w:val="28"/>
+        </w:rPr>
+        <w:t xml:space="preserve"> défaut</w:t>
       </w:r>
       <w:r>
         <w:rPr>
@@ -8060,6 +8118,7 @@
           <w:szCs w:val="28"/>
         </w:rPr>
       </w:pPr>
+      <w:proofErr w:type="gramStart"/>
       <w:r>
         <w:rPr>
           <w:rFonts w:ascii="Aptos Display" w:hAnsi="Aptos Display" w:cs="Calibri"/>
@@ -8068,7 +8127,28 @@
           <w:szCs w:val="28"/>
           <w:shd w:val="clear" w:color="auto" w:fill="FFFFFF"/>
         </w:rPr>
-        <w:t xml:space="preserve">Pour </w:t>
+        <w:t>p</w:t>
+      </w:r>
+      <w:r>
+        <w:rPr>
+          <w:rFonts w:ascii="Aptos Display" w:hAnsi="Aptos Display" w:cs="Calibri"/>
+          <w:color w:val="000000"/>
+          <w:sz w:val="28"/>
+          <w:szCs w:val="28"/>
+          <w:shd w:val="clear" w:color="auto" w:fill="FFFFFF"/>
+        </w:rPr>
+        <w:t>our</w:t>
+      </w:r>
+      <w:proofErr w:type="gramEnd"/>
+      <w:r>
+        <w:rPr>
+          <w:rFonts w:ascii="Aptos Display" w:hAnsi="Aptos Display" w:cs="Calibri"/>
+          <w:color w:val="000000"/>
+          <w:sz w:val="28"/>
+          <w:szCs w:val="28"/>
+          <w:shd w:val="clear" w:color="auto" w:fill="FFFFFF"/>
+        </w:rPr>
+        <w:t xml:space="preserve"> </w:t>
       </w:r>
       <w:r>
         <w:rPr>
@@ -8358,8 +8438,15 @@
           <w:sz w:val="28"/>
           <w:szCs w:val="28"/>
         </w:rPr>
-        <w:lastRenderedPageBreak/>
-        <w:t>Pour g</w:t>
+        <w:t>p</w:t>
+      </w:r>
+      <w:r>
+        <w:rPr>
+          <w:rFonts w:ascii="Aptos Display" w:hAnsi="Aptos Display" w:cs="Calibri"/>
+          <w:sz w:val="28"/>
+          <w:szCs w:val="28"/>
+        </w:rPr>
+        <w:t>our g</w:t>
       </w:r>
       <w:r>
         <w:rPr>
@@ -8504,6 +8591,7 @@
           <w:sz w:val="28"/>
           <w:szCs w:val="28"/>
         </w:rPr>
+        <w:lastRenderedPageBreak/>
         <w:t>‘</w:t>
       </w:r>
       <w:r>
@@ -9141,7 +9229,7 @@
       <w:bookmarkStart w:id="32" w:name="_Toc227830292"/>
       <w:bookmarkStart w:id="33" w:name="_Toc227830320"/>
       <w:bookmarkStart w:id="34" w:name="_Toc227835070"/>
-      <w:bookmarkStart w:id="35" w:name="_Toc235797265"/>
+      <w:bookmarkStart w:id="35" w:name="_Toc235798855"/>
       <w:r>
         <w:t>Ordre des couches et libellés</w:t>
       </w:r>
@@ -9451,47 +9539,7 @@
           <w:sz w:val="28"/>
           <w:szCs w:val="28"/>
         </w:rPr>
-        <w:t>couches d</w:t>
-      </w:r>
-      <w:r>
-        <w:rPr>
-          <w:rFonts w:ascii="Aptos Display" w:hAnsi="Aptos Display"/>
-          <w:sz w:val="28"/>
-          <w:szCs w:val="28"/>
-        </w:rPr>
-        <w:t>u</w:t>
-      </w:r>
-      <w:r>
-        <w:rPr>
-          <w:rFonts w:ascii="Aptos Display" w:hAnsi="Aptos Display"/>
-          <w:sz w:val="28"/>
-          <w:szCs w:val="28"/>
-        </w:rPr>
-        <w:t xml:space="preserve"> bloc case </w:t>
-      </w:r>
-      <w:r>
-        <w:rPr>
-          <w:rFonts w:ascii="Aptos Display" w:hAnsi="Aptos Display"/>
-          <w:sz w:val="28"/>
-          <w:szCs w:val="28"/>
-        </w:rPr>
-        <w:t>à</w:t>
-      </w:r>
-      <w:r>
-        <w:rPr>
-          <w:rFonts w:ascii="Aptos Display" w:hAnsi="Aptos Display"/>
-          <w:sz w:val="28"/>
-          <w:szCs w:val="28"/>
-        </w:rPr>
-        <w:t xml:space="preserve"> cocher</w:t>
-      </w:r>
-      <w:r>
-        <w:rPr>
-          <w:rFonts w:ascii="Aptos Display" w:hAnsi="Aptos Display"/>
-          <w:sz w:val="28"/>
-          <w:szCs w:val="28"/>
-        </w:rPr>
-        <w:t xml:space="preserve"> </w:t>
+        <w:t xml:space="preserve">couches </w:t>
       </w:r>
       <w:r>
         <w:rPr>
@@ -11060,7 +11108,7 @@
       <w:bookmarkStart w:id="36" w:name="_Toc227830293"/>
       <w:bookmarkStart w:id="37" w:name="_Toc227830321"/>
       <w:bookmarkStart w:id="38" w:name="_Toc227835071"/>
-      <w:bookmarkStart w:id="39" w:name="_Toc235797266"/>
+      <w:bookmarkStart w:id="39" w:name="_Toc235798856"/>
       <w:r>
         <w:t xml:space="preserve">Priorité </w:t>
       </w:r>
@@ -11351,7 +11399,6 @@
           <w:sz w:val="28"/>
           <w:szCs w:val="28"/>
         </w:rPr>
-        <w:lastRenderedPageBreak/>
         <w:t>le</w:t>
       </w:r>
       <w:proofErr w:type="gramEnd"/>
@@ -12282,7 +12329,7 @@
       <w:pPr>
         <w:pStyle w:val="Titre2"/>
       </w:pPr>
-      <w:bookmarkStart w:id="40" w:name="_Toc235797267"/>
+      <w:bookmarkStart w:id="40" w:name="_Toc235798857"/>
       <w:proofErr w:type="gramStart"/>
       <w:r>
         <w:t>visu</w:t>
@@ -12307,7 +12354,7 @@
         <w:t>bloc</w:t>
       </w:r>
       <w:r>
-        <w:t xml:space="preserve">s </w:t>
+        <w:t xml:space="preserve"> </w:t>
       </w:r>
       <w:r>
         <w:t>légende</w:t>
@@ -13055,23 +13102,634 @@
     </w:p>
     <w:p>
       <w:pPr>
+        <w:shd w:val="clear" w:color="auto" w:fill="FFFFFF"/>
+        <w:textAlignment w:val="baseline"/>
+        <w:rPr>
+          <w:rFonts w:ascii="Aptos Display" w:hAnsi="Aptos Display" w:cs="Calibri"/>
+          <w:color w:val="000000"/>
+          <w:sz w:val="28"/>
+          <w:szCs w:val="28"/>
+        </w:rPr>
+      </w:pPr>
+    </w:p>
+    <w:p>
+      <w:pPr>
+        <w:pStyle w:val="Titre2"/>
+      </w:pPr>
+      <w:bookmarkStart w:id="41" w:name="_Toc235798858"/>
+      <w:r>
+        <w:t>V</w:t>
+      </w:r>
+      <w:r>
+        <w:t>aleur</w:t>
+      </w:r>
+      <w:r>
+        <w:t>s</w:t>
+      </w:r>
+      <w:r>
+        <w:t xml:space="preserve"> titre</w:t>
+      </w:r>
+      <w:r>
+        <w:t xml:space="preserve">s </w:t>
+      </w:r>
+      <w:r>
+        <w:t xml:space="preserve">et couches </w:t>
+      </w:r>
+      <w:r>
+        <w:t>spécifiques</w:t>
+      </w:r>
+      <w:bookmarkEnd w:id="41"/>
+    </w:p>
+    <w:p>
+      <w:pPr>
+        <w:rPr>
+          <w:rFonts w:asciiTheme="minorHAnsi" w:hAnsiTheme="minorHAnsi"/>
+          <w:sz w:val="28"/>
+          <w:szCs w:val="28"/>
+        </w:rPr>
+      </w:pPr>
+    </w:p>
+    <w:p>
+      <w:pPr>
+        <w:rPr>
+          <w:rFonts w:asciiTheme="minorHAnsi" w:hAnsiTheme="minorHAnsi"/>
+          <w:sz w:val="28"/>
+          <w:szCs w:val="28"/>
+        </w:rPr>
+      </w:pPr>
+      <w:r>
+        <w:rPr>
+          <w:rFonts w:asciiTheme="minorHAnsi" w:hAnsiTheme="minorHAnsi"/>
+          <w:sz w:val="28"/>
+          <w:szCs w:val="28"/>
+        </w:rPr>
+        <w:t xml:space="preserve">Selon la valeur titre </w:t>
+      </w:r>
+      <w:r>
+        <w:rPr>
+          <w:rFonts w:asciiTheme="minorHAnsi" w:hAnsiTheme="minorHAnsi"/>
+          <w:sz w:val="28"/>
+          <w:szCs w:val="28"/>
+        </w:rPr>
+        <w:t>et couche (vue)</w:t>
+      </w:r>
+      <w:r>
+        <w:rPr>
+          <w:rFonts w:asciiTheme="minorHAnsi" w:hAnsiTheme="minorHAnsi"/>
+          <w:sz w:val="28"/>
+          <w:szCs w:val="28"/>
+        </w:rPr>
+        <w:t xml:space="preserve">, </w:t>
+      </w:r>
+      <w:r>
+        <w:rPr>
+          <w:rFonts w:asciiTheme="minorHAnsi" w:hAnsiTheme="minorHAnsi"/>
+          <w:sz w:val="28"/>
+          <w:szCs w:val="28"/>
+        </w:rPr>
+        <w:t xml:space="preserve">le js </w:t>
+      </w:r>
+      <w:r>
+        <w:rPr>
+          <w:rFonts w:asciiTheme="minorHAnsi" w:hAnsiTheme="minorHAnsi"/>
+          <w:sz w:val="28"/>
+          <w:szCs w:val="28"/>
+        </w:rPr>
+        <w:t xml:space="preserve">va </w:t>
+      </w:r>
+      <w:r>
+        <w:rPr>
+          <w:rFonts w:asciiTheme="minorHAnsi" w:hAnsiTheme="minorHAnsi"/>
+          <w:sz w:val="28"/>
+          <w:szCs w:val="28"/>
+        </w:rPr>
+        <w:t>activer certaines parties de code</w:t>
+      </w:r>
+      <w:r>
+        <w:rPr>
+          <w:rFonts w:asciiTheme="minorHAnsi" w:hAnsiTheme="minorHAnsi"/>
+          <w:sz w:val="28"/>
+          <w:szCs w:val="28"/>
+        </w:rPr>
+        <w:t> :</w:t>
+      </w:r>
+    </w:p>
+    <w:p>
+      <w:pPr>
+        <w:numPr>
+          <w:ilvl w:val="0"/>
+          <w:numId w:val="12"/>
+        </w:numPr>
+        <w:rPr>
+          <w:rFonts w:asciiTheme="minorHAnsi" w:hAnsiTheme="minorHAnsi"/>
+          <w:sz w:val="28"/>
+          <w:szCs w:val="28"/>
+        </w:rPr>
+      </w:pPr>
+      <w:r>
+        <w:rPr>
+          <w:rFonts w:asciiTheme="minorHAnsi" w:hAnsiTheme="minorHAnsi"/>
+          <w:sz w:val="28"/>
+          <w:szCs w:val="28"/>
+        </w:rPr>
+        <w:t>Couche</w:t>
+      </w:r>
+      <w:r>
+        <w:rPr>
+          <w:rFonts w:asciiTheme="minorHAnsi" w:hAnsiTheme="minorHAnsi"/>
+          <w:sz w:val="28"/>
+          <w:szCs w:val="28"/>
+        </w:rPr>
+        <w:t xml:space="preserve"> (col. ‘</w:t>
+      </w:r>
+      <w:proofErr w:type="spellStart"/>
+      <w:proofErr w:type="gramStart"/>
+      <w:r>
+        <w:rPr>
+          <w:rFonts w:asciiTheme="minorHAnsi" w:hAnsiTheme="minorHAnsi"/>
+          <w:sz w:val="28"/>
+          <w:szCs w:val="28"/>
+        </w:rPr>
+        <w:t>nomcouche</w:t>
+      </w:r>
+      <w:proofErr w:type="spellEnd"/>
+      <w:proofErr w:type="gramEnd"/>
+      <w:r>
+        <w:rPr>
+          <w:rFonts w:asciiTheme="minorHAnsi" w:hAnsiTheme="minorHAnsi"/>
+          <w:sz w:val="28"/>
+          <w:szCs w:val="28"/>
+        </w:rPr>
+        <w:t>’)</w:t>
+      </w:r>
+      <w:r>
+        <w:rPr>
+          <w:rFonts w:asciiTheme="minorHAnsi" w:hAnsiTheme="minorHAnsi"/>
+          <w:sz w:val="28"/>
+          <w:szCs w:val="28"/>
+        </w:rPr>
+        <w:t xml:space="preserve"> « </w:t>
+      </w:r>
+      <w:r>
+        <w:rPr>
+          <w:rFonts w:asciiTheme="minorHAnsi" w:hAnsiTheme="minorHAnsi"/>
+          <w:sz w:val="28"/>
+          <w:szCs w:val="28"/>
+        </w:rPr>
+        <w:t>Réseau</w:t>
+      </w:r>
+      <w:r>
+        <w:rPr>
+          <w:rFonts w:asciiTheme="minorHAnsi" w:hAnsiTheme="minorHAnsi"/>
+          <w:sz w:val="28"/>
+          <w:szCs w:val="28"/>
+        </w:rPr>
+        <w:t xml:space="preserve"> routier » : </w:t>
+      </w:r>
+      <w:r>
+        <w:rPr>
+          <w:rFonts w:asciiTheme="minorHAnsi" w:hAnsiTheme="minorHAnsi"/>
+          <w:sz w:val="28"/>
+          <w:szCs w:val="28"/>
+        </w:rPr>
+        <w:t>afficha</w:t>
+      </w:r>
+      <w:r>
+        <w:rPr>
+          <w:rFonts w:asciiTheme="minorHAnsi" w:hAnsiTheme="minorHAnsi"/>
+          <w:sz w:val="28"/>
+          <w:szCs w:val="28"/>
+        </w:rPr>
+        <w:t>ge</w:t>
+      </w:r>
+      <w:r>
+        <w:rPr>
+          <w:rFonts w:asciiTheme="minorHAnsi" w:hAnsiTheme="minorHAnsi"/>
+          <w:sz w:val="28"/>
+          <w:szCs w:val="28"/>
+        </w:rPr>
+        <w:t xml:space="preserve"> </w:t>
+      </w:r>
+      <w:r>
+        <w:rPr>
+          <w:rFonts w:asciiTheme="minorHAnsi" w:hAnsiTheme="minorHAnsi"/>
+          <w:sz w:val="28"/>
+          <w:szCs w:val="28"/>
+        </w:rPr>
+        <w:t xml:space="preserve">dynamique </w:t>
+      </w:r>
+      <w:r>
+        <w:rPr>
+          <w:rFonts w:asciiTheme="minorHAnsi" w:hAnsiTheme="minorHAnsi"/>
+          <w:sz w:val="28"/>
+          <w:szCs w:val="28"/>
+        </w:rPr>
+        <w:t>d</w:t>
+      </w:r>
+      <w:r>
+        <w:rPr>
+          <w:rFonts w:asciiTheme="minorHAnsi" w:hAnsiTheme="minorHAnsi"/>
+          <w:sz w:val="28"/>
+          <w:szCs w:val="28"/>
+        </w:rPr>
+        <w:t xml:space="preserve">es </w:t>
+      </w:r>
+      <w:r>
+        <w:rPr>
+          <w:rFonts w:asciiTheme="minorHAnsi" w:hAnsiTheme="minorHAnsi"/>
+          <w:sz w:val="28"/>
+          <w:szCs w:val="28"/>
+        </w:rPr>
+        <w:t>étiquettes</w:t>
+      </w:r>
+      <w:r>
+        <w:rPr>
+          <w:rFonts w:asciiTheme="minorHAnsi" w:hAnsiTheme="minorHAnsi"/>
+          <w:sz w:val="28"/>
+          <w:szCs w:val="28"/>
+        </w:rPr>
+        <w:t xml:space="preserve"> RD quelle que soit le centrage de la carte</w:t>
+      </w:r>
+    </w:p>
+    <w:p>
+      <w:pPr>
+        <w:numPr>
+          <w:ilvl w:val="0"/>
+          <w:numId w:val="12"/>
+        </w:numPr>
+        <w:rPr>
+          <w:rFonts w:asciiTheme="minorHAnsi" w:hAnsiTheme="minorHAnsi"/>
+          <w:sz w:val="28"/>
+          <w:szCs w:val="28"/>
+        </w:rPr>
+      </w:pPr>
+      <w:r>
+        <w:rPr>
+          <w:rFonts w:asciiTheme="minorHAnsi" w:hAnsiTheme="minorHAnsi"/>
+          <w:sz w:val="28"/>
+          <w:szCs w:val="28"/>
+        </w:rPr>
+        <w:t xml:space="preserve">Titre contenant « UT … » centre sur l’UT concernée </w:t>
+      </w:r>
+      <w:r>
+        <w:rPr>
+          <w:rFonts w:asciiTheme="minorHAnsi" w:hAnsiTheme="minorHAnsi"/>
+          <w:sz w:val="28"/>
+          <w:szCs w:val="28"/>
+        </w:rPr>
+        <w:t>à</w:t>
+      </w:r>
+      <w:r>
+        <w:rPr>
+          <w:rFonts w:asciiTheme="minorHAnsi" w:hAnsiTheme="minorHAnsi"/>
+          <w:sz w:val="28"/>
+          <w:szCs w:val="28"/>
+        </w:rPr>
+        <w:t xml:space="preserve"> ouverture</w:t>
+      </w:r>
+    </w:p>
+    <w:p>
+      <w:pPr>
+        <w:numPr>
+          <w:ilvl w:val="0"/>
+          <w:numId w:val="12"/>
+        </w:numPr>
+        <w:rPr>
+          <w:rFonts w:asciiTheme="minorHAnsi" w:hAnsiTheme="minorHAnsi"/>
+          <w:sz w:val="28"/>
+          <w:szCs w:val="28"/>
+        </w:rPr>
+      </w:pPr>
+      <w:r>
+        <w:rPr>
+          <w:rFonts w:asciiTheme="minorHAnsi" w:hAnsiTheme="minorHAnsi"/>
+          <w:sz w:val="28"/>
+          <w:szCs w:val="28"/>
+        </w:rPr>
+        <w:t xml:space="preserve"> </w:t>
+      </w:r>
+      <w:r>
+        <w:rPr>
+          <w:rFonts w:asciiTheme="minorHAnsi" w:hAnsiTheme="minorHAnsi"/>
+          <w:sz w:val="28"/>
+          <w:szCs w:val="28"/>
+        </w:rPr>
+        <w:t>Titre contenant </w:t>
+      </w:r>
+      <w:r>
+        <w:rPr>
+          <w:rFonts w:asciiTheme="minorHAnsi" w:hAnsiTheme="minorHAnsi"/>
+          <w:sz w:val="28"/>
+          <w:szCs w:val="28"/>
+        </w:rPr>
+        <w:t>« </w:t>
+      </w:r>
+      <w:r>
+        <w:rPr>
+          <w:rFonts w:asciiTheme="minorHAnsi" w:hAnsiTheme="minorHAnsi"/>
+          <w:sz w:val="28"/>
+          <w:szCs w:val="28"/>
+        </w:rPr>
+        <w:t xml:space="preserve">Surveillance du r » : activation widget météo, </w:t>
+      </w:r>
+      <w:proofErr w:type="spellStart"/>
+      <w:r>
+        <w:rPr>
+          <w:rFonts w:asciiTheme="minorHAnsi" w:hAnsiTheme="minorHAnsi"/>
+          <w:sz w:val="28"/>
+          <w:szCs w:val="28"/>
+        </w:rPr>
+        <w:t>refresh</w:t>
+      </w:r>
+      <w:proofErr w:type="spellEnd"/>
+      <w:r>
+        <w:rPr>
+          <w:rFonts w:asciiTheme="minorHAnsi" w:hAnsiTheme="minorHAnsi"/>
+          <w:sz w:val="28"/>
+          <w:szCs w:val="28"/>
+        </w:rPr>
+        <w:t xml:space="preserve"> toutes les 10 min.</w:t>
+      </w:r>
+      <w:r>
+        <w:rPr>
+          <w:rFonts w:asciiTheme="minorHAnsi" w:hAnsiTheme="minorHAnsi"/>
+          <w:sz w:val="28"/>
+          <w:szCs w:val="28"/>
+        </w:rPr>
+        <w:t> </w:t>
+      </w:r>
+      <w:proofErr w:type="spellStart"/>
+      <w:r>
+        <w:rPr>
+          <w:rFonts w:asciiTheme="minorHAnsi" w:hAnsiTheme="minorHAnsi"/>
+          <w:sz w:val="28"/>
+          <w:szCs w:val="28"/>
+        </w:rPr>
+        <w:t>brightness</w:t>
+      </w:r>
+      <w:proofErr w:type="spellEnd"/>
+      <w:r>
+        <w:rPr>
+          <w:rFonts w:asciiTheme="minorHAnsi" w:hAnsiTheme="minorHAnsi"/>
+          <w:sz w:val="28"/>
+          <w:szCs w:val="28"/>
+        </w:rPr>
+        <w:t xml:space="preserve"> fond N&amp;B atténué</w:t>
+      </w:r>
+      <w:r>
+        <w:rPr>
+          <w:rFonts w:asciiTheme="minorHAnsi" w:hAnsiTheme="minorHAnsi"/>
+          <w:sz w:val="28"/>
+          <w:szCs w:val="28"/>
+        </w:rPr>
+        <w:t>, ajout de l’heure de maj</w:t>
+      </w:r>
+    </w:p>
+    <w:p>
+      <w:pPr>
+        <w:numPr>
+          <w:ilvl w:val="0"/>
+          <w:numId w:val="12"/>
+        </w:numPr>
+        <w:rPr>
+          <w:rFonts w:asciiTheme="minorHAnsi" w:hAnsiTheme="minorHAnsi"/>
+          <w:sz w:val="28"/>
+          <w:szCs w:val="28"/>
+        </w:rPr>
+      </w:pPr>
+      <w:r>
+        <w:rPr>
+          <w:rFonts w:asciiTheme="minorHAnsi" w:hAnsiTheme="minorHAnsi"/>
+          <w:sz w:val="28"/>
+          <w:szCs w:val="28"/>
+        </w:rPr>
+        <w:t>T</w:t>
+      </w:r>
+      <w:r>
+        <w:rPr>
+          <w:rFonts w:asciiTheme="minorHAnsi" w:hAnsiTheme="minorHAnsi"/>
+          <w:sz w:val="28"/>
+          <w:szCs w:val="28"/>
+        </w:rPr>
+        <w:t>itre contient « fauchage » ou « curage »</w:t>
+      </w:r>
+      <w:r>
+        <w:rPr>
+          <w:rFonts w:asciiTheme="minorHAnsi" w:hAnsiTheme="minorHAnsi"/>
+          <w:sz w:val="28"/>
+          <w:szCs w:val="28"/>
+        </w:rPr>
+        <w:t> :</w:t>
+      </w:r>
+      <w:r>
+        <w:rPr>
+          <w:rFonts w:asciiTheme="minorHAnsi" w:hAnsiTheme="minorHAnsi"/>
+          <w:sz w:val="28"/>
+          <w:szCs w:val="28"/>
+        </w:rPr>
+        <w:t xml:space="preserve"> surlignage </w:t>
+      </w:r>
+      <w:r>
+        <w:rPr>
+          <w:rFonts w:asciiTheme="minorHAnsi" w:hAnsiTheme="minorHAnsi"/>
+          <w:sz w:val="28"/>
+          <w:szCs w:val="28"/>
+        </w:rPr>
+        <w:t>actif</w:t>
+      </w:r>
+      <w:r>
+        <w:rPr>
+          <w:rFonts w:asciiTheme="minorHAnsi" w:hAnsiTheme="minorHAnsi"/>
+          <w:sz w:val="28"/>
+          <w:szCs w:val="28"/>
+        </w:rPr>
+        <w:t xml:space="preserve"> </w:t>
+      </w:r>
+      <w:r>
+        <w:rPr>
+          <w:rFonts w:asciiTheme="minorHAnsi" w:hAnsiTheme="minorHAnsi"/>
+          <w:sz w:val="28"/>
+          <w:szCs w:val="28"/>
+        </w:rPr>
+        <w:t>à</w:t>
+      </w:r>
+      <w:r>
+        <w:rPr>
+          <w:rFonts w:asciiTheme="minorHAnsi" w:hAnsiTheme="minorHAnsi"/>
+          <w:sz w:val="28"/>
+          <w:szCs w:val="28"/>
+        </w:rPr>
+        <w:t xml:space="preserve"> ouverture</w:t>
+      </w:r>
+    </w:p>
+    <w:p>
+      <w:pPr>
+        <w:numPr>
+          <w:ilvl w:val="0"/>
+          <w:numId w:val="12"/>
+        </w:numPr>
+        <w:rPr>
+          <w:rFonts w:asciiTheme="minorHAnsi" w:hAnsiTheme="minorHAnsi"/>
+          <w:sz w:val="28"/>
+          <w:szCs w:val="28"/>
+        </w:rPr>
+      </w:pPr>
+      <w:r>
+        <w:rPr>
+          <w:rFonts w:asciiTheme="minorHAnsi" w:hAnsiTheme="minorHAnsi"/>
+          <w:sz w:val="28"/>
+          <w:szCs w:val="28"/>
+        </w:rPr>
+        <w:t>T</w:t>
+      </w:r>
+      <w:r>
+        <w:rPr>
+          <w:rFonts w:asciiTheme="minorHAnsi" w:hAnsiTheme="minorHAnsi"/>
+          <w:sz w:val="28"/>
+          <w:szCs w:val="28"/>
+        </w:rPr>
+        <w:t xml:space="preserve">itre </w:t>
+      </w:r>
+      <w:r>
+        <w:rPr>
+          <w:rFonts w:asciiTheme="minorHAnsi" w:hAnsiTheme="minorHAnsi"/>
+          <w:sz w:val="28"/>
+          <w:szCs w:val="28"/>
+        </w:rPr>
+        <w:t>contient « fauchage » et propriété « traitement »</w:t>
+      </w:r>
+      <w:r>
+        <w:rPr>
+          <w:rFonts w:asciiTheme="minorHAnsi" w:hAnsiTheme="minorHAnsi"/>
+          <w:sz w:val="28"/>
+          <w:szCs w:val="28"/>
+        </w:rPr>
+        <w:t xml:space="preserve"> =</w:t>
+      </w:r>
+      <w:r>
+        <w:rPr>
+          <w:rFonts w:asciiTheme="minorHAnsi" w:hAnsiTheme="minorHAnsi"/>
+          <w:sz w:val="28"/>
+          <w:szCs w:val="28"/>
+        </w:rPr>
+        <w:t xml:space="preserve"> ‘Ponctuel’</w:t>
+      </w:r>
+      <w:r>
+        <w:rPr>
+          <w:rFonts w:asciiTheme="minorHAnsi" w:hAnsiTheme="minorHAnsi"/>
+          <w:sz w:val="28"/>
+          <w:szCs w:val="28"/>
+        </w:rPr>
+        <w:t xml:space="preserve"> : </w:t>
+      </w:r>
+      <w:r>
+        <w:rPr>
+          <w:rFonts w:asciiTheme="minorHAnsi" w:hAnsiTheme="minorHAnsi"/>
+          <w:sz w:val="28"/>
+          <w:szCs w:val="28"/>
+        </w:rPr>
+        <w:t>pointillés sur lignes</w:t>
+      </w:r>
+    </w:p>
+    <w:p>
+      <w:pPr>
+        <w:numPr>
+          <w:ilvl w:val="0"/>
+          <w:numId w:val="12"/>
+        </w:numPr>
+        <w:rPr>
+          <w:rFonts w:asciiTheme="minorHAnsi" w:hAnsiTheme="minorHAnsi"/>
+          <w:sz w:val="28"/>
+          <w:szCs w:val="28"/>
+        </w:rPr>
+      </w:pPr>
+      <w:r>
+        <w:rPr>
+          <w:rFonts w:asciiTheme="minorHAnsi" w:hAnsiTheme="minorHAnsi"/>
+          <w:sz w:val="28"/>
+          <w:szCs w:val="28"/>
+        </w:rPr>
+        <w:t>T</w:t>
+      </w:r>
+      <w:r>
+        <w:rPr>
+          <w:rFonts w:asciiTheme="minorHAnsi" w:hAnsiTheme="minorHAnsi"/>
+          <w:sz w:val="28"/>
+          <w:szCs w:val="28"/>
+        </w:rPr>
+        <w:t>itre finit par « 3D »</w:t>
+      </w:r>
+      <w:r>
+        <w:rPr>
+          <w:rFonts w:asciiTheme="minorHAnsi" w:hAnsiTheme="minorHAnsi"/>
+          <w:sz w:val="28"/>
+          <w:szCs w:val="28"/>
+        </w:rPr>
+        <w:t> :</w:t>
+      </w:r>
+      <w:r>
+        <w:rPr>
+          <w:rFonts w:asciiTheme="minorHAnsi" w:hAnsiTheme="minorHAnsi"/>
+          <w:sz w:val="28"/>
+          <w:szCs w:val="28"/>
+        </w:rPr>
+        <w:t xml:space="preserve"> activation visu </w:t>
+      </w:r>
+      <w:proofErr w:type="spellStart"/>
+      <w:r>
+        <w:rPr>
+          <w:rFonts w:asciiTheme="minorHAnsi" w:hAnsiTheme="minorHAnsi"/>
+          <w:sz w:val="28"/>
+          <w:szCs w:val="28"/>
+        </w:rPr>
+        <w:t>bati</w:t>
+      </w:r>
+      <w:proofErr w:type="spellEnd"/>
+      <w:r>
+        <w:rPr>
+          <w:rFonts w:asciiTheme="minorHAnsi" w:hAnsiTheme="minorHAnsi"/>
+          <w:sz w:val="28"/>
+          <w:szCs w:val="28"/>
+        </w:rPr>
+        <w:t xml:space="preserve"> 3D (js à part, </w:t>
+      </w:r>
+      <w:r>
+        <w:rPr>
+          <w:rFonts w:asciiTheme="minorHAnsi" w:hAnsiTheme="minorHAnsi"/>
+          <w:sz w:val="28"/>
+          <w:szCs w:val="28"/>
+        </w:rPr>
+        <w:t>plugin 2.5D</w:t>
+      </w:r>
+      <w:r>
+        <w:rPr>
+          <w:rFonts w:asciiTheme="minorHAnsi" w:hAnsiTheme="minorHAnsi"/>
+          <w:sz w:val="28"/>
+          <w:szCs w:val="28"/>
+        </w:rPr>
+        <w:t>)</w:t>
+      </w:r>
+    </w:p>
+    <w:p>
+      <w:pPr>
         <w:pStyle w:val="Titre1"/>
       </w:pPr>
-      <w:bookmarkStart w:id="41" w:name="_Toc227830294"/>
-      <w:bookmarkStart w:id="42" w:name="_Toc227830322"/>
-      <w:bookmarkStart w:id="43" w:name="_Toc227835072"/>
-      <w:bookmarkStart w:id="44" w:name="_Toc235797268"/>
+      <w:bookmarkStart w:id="42" w:name="_Toc227830294"/>
+      <w:bookmarkStart w:id="43" w:name="_Toc227830322"/>
+      <w:bookmarkStart w:id="44" w:name="_Toc227835072"/>
+      <w:bookmarkStart w:id="45" w:name="_Toc235798859"/>
       <w:proofErr w:type="spellStart"/>
       <w:r>
+        <w:lastRenderedPageBreak/>
         <w:t>De</w:t>
       </w:r>
       <w:r>
         <w:t>bug</w:t>
       </w:r>
-      <w:bookmarkEnd w:id="41"/>
       <w:bookmarkEnd w:id="42"/>
       <w:bookmarkEnd w:id="43"/>
       <w:bookmarkEnd w:id="44"/>
+      <w:bookmarkEnd w:id="45"/>
       <w:proofErr w:type="spellEnd"/>
     </w:p>
     <w:p>
@@ -13376,16 +14034,16 @@
       <w:pPr>
         <w:pStyle w:val="Titre2"/>
       </w:pPr>
-      <w:bookmarkStart w:id="45" w:name="_Toc227835073"/>
-      <w:bookmarkStart w:id="46" w:name="_Toc235797269"/>
+      <w:bookmarkStart w:id="46" w:name="_Toc227835073"/>
+      <w:bookmarkStart w:id="47" w:name="_Toc235798860"/>
       <w:r>
         <w:t>Origines</w:t>
       </w:r>
       <w:r>
         <w:t xml:space="preserve"> des bugs</w:t>
       </w:r>
-      <w:bookmarkEnd w:id="45"/>
       <w:bookmarkEnd w:id="46"/>
+      <w:bookmarkEnd w:id="47"/>
     </w:p>
     <w:p/>
     <w:p>
@@ -13681,7 +14339,6 @@
           <w:sz w:val="28"/>
           <w:szCs w:val="28"/>
         </w:rPr>
-        <w:lastRenderedPageBreak/>
         <w:t>suite</w:t>
       </w:r>
       <w:proofErr w:type="gramEnd"/>
@@ -14256,8 +14913,8 @@
       <w:pPr>
         <w:pStyle w:val="Titre2"/>
       </w:pPr>
-      <w:bookmarkStart w:id="47" w:name="_Toc227835074"/>
-      <w:bookmarkStart w:id="48" w:name="_Toc235797270"/>
+      <w:bookmarkStart w:id="48" w:name="_Toc227835074"/>
+      <w:bookmarkStart w:id="49" w:name="_Toc235798861"/>
       <w:r>
         <w:t>Type</w:t>
       </w:r>
@@ -14270,11 +14927,11 @@
       <w:r>
         <w:t>bugs</w:t>
       </w:r>
-      <w:bookmarkEnd w:id="47"/>
+      <w:bookmarkEnd w:id="48"/>
       <w:r>
         <w:t xml:space="preserve"> et action associée</w:t>
       </w:r>
-      <w:bookmarkEnd w:id="48"/>
+      <w:bookmarkEnd w:id="49"/>
     </w:p>
     <w:p>
       <w:pPr>
@@ -16501,7 +17158,17 @@
           <w:sz w:val="28"/>
           <w:szCs w:val="28"/>
         </w:rPr>
-        <w:t xml:space="preserve">infos visibles sur carte </w:t>
+        <w:t xml:space="preserve">infos </w:t>
+      </w:r>
+      <w:r>
+        <w:rPr>
+          <w:rFonts w:ascii="Aptos Display" w:hAnsi="Aptos Display" w:cs="Calibri"/>
+          <w:color w:val="000000"/>
+          <w:sz w:val="28"/>
+          <w:szCs w:val="28"/>
+        </w:rPr>
+        <w:lastRenderedPageBreak/>
+        <w:t xml:space="preserve">visibles sur carte </w:t>
       </w:r>
       <w:r>
         <w:rPr>
@@ -16774,11 +17441,11 @@
       <w:pPr>
         <w:pStyle w:val="Titre2"/>
       </w:pPr>
-      <w:bookmarkStart w:id="49" w:name="_Toc235797271"/>
+      <w:bookmarkStart w:id="50" w:name="_Toc235798862"/>
       <w:r>
         <w:t>Alertes auto</w:t>
       </w:r>
-      <w:bookmarkEnd w:id="49"/>
+      <w:bookmarkEnd w:id="50"/>
     </w:p>
     <w:p>
       <w:pPr>
@@ -17065,7 +17732,6 @@
           <w:sz w:val="28"/>
           <w:szCs w:val="28"/>
         </w:rPr>
-        <w:lastRenderedPageBreak/>
         <w:t>parsing</w:t>
       </w:r>
       <w:proofErr w:type="spellEnd"/>
@@ -17322,10 +17988,10 @@
       <w:r>
         <w:br w:type="page"/>
       </w:r>
-      <w:bookmarkStart w:id="50" w:name="_Toc227830295"/>
-      <w:bookmarkStart w:id="51" w:name="_Toc227830323"/>
-      <w:bookmarkStart w:id="52" w:name="_Toc227835075"/>
-      <w:bookmarkStart w:id="53" w:name="_Toc235797272"/>
+      <w:bookmarkStart w:id="51" w:name="_Toc227830295"/>
+      <w:bookmarkStart w:id="52" w:name="_Toc227830323"/>
+      <w:bookmarkStart w:id="53" w:name="_Toc227835075"/>
+      <w:bookmarkStart w:id="54" w:name="_Toc235798863"/>
       <w:r>
         <w:lastRenderedPageBreak/>
         <w:t>Exemple</w:t>
@@ -17336,10 +18002,10 @@
       <w:r>
         <w:t xml:space="preserve"> de génération</w:t>
       </w:r>
-      <w:bookmarkEnd w:id="50"/>
       <w:bookmarkEnd w:id="51"/>
       <w:bookmarkEnd w:id="52"/>
       <w:bookmarkEnd w:id="53"/>
+      <w:bookmarkEnd w:id="54"/>
     </w:p>
     <w:p/>
     <w:p>
@@ -17349,20 +18015,20 @@
       <w:r>
         <w:t xml:space="preserve"> </w:t>
       </w:r>
-      <w:bookmarkStart w:id="54" w:name="_Toc227830296"/>
-      <w:bookmarkStart w:id="55" w:name="_Toc227830324"/>
-      <w:bookmarkStart w:id="56" w:name="_Toc227835076"/>
-      <w:bookmarkStart w:id="57" w:name="_Toc235797273"/>
+      <w:bookmarkStart w:id="55" w:name="_Toc227830296"/>
+      <w:bookmarkStart w:id="56" w:name="_Toc227830324"/>
+      <w:bookmarkStart w:id="57" w:name="_Toc227835076"/>
+      <w:bookmarkStart w:id="58" w:name="_Toc235798864"/>
       <w:r>
         <w:t>L</w:t>
       </w:r>
       <w:r>
         <w:t>ancement ps1</w:t>
       </w:r>
-      <w:bookmarkEnd w:id="54"/>
       <w:bookmarkEnd w:id="55"/>
       <w:bookmarkEnd w:id="56"/>
       <w:bookmarkEnd w:id="57"/>
+      <w:bookmarkEnd w:id="58"/>
     </w:p>
     <w:p/>
     <w:p>
@@ -18405,10 +19071,10 @@
       <w:pPr>
         <w:pStyle w:val="Titre2"/>
       </w:pPr>
-      <w:bookmarkStart w:id="58" w:name="_Toc227830297"/>
-      <w:bookmarkStart w:id="59" w:name="_Toc227830325"/>
-      <w:bookmarkStart w:id="60" w:name="_Toc227835077"/>
-      <w:bookmarkStart w:id="61" w:name="_Toc235797274"/>
+      <w:bookmarkStart w:id="59" w:name="_Toc227830297"/>
+      <w:bookmarkStart w:id="60" w:name="_Toc227830325"/>
+      <w:bookmarkStart w:id="61" w:name="_Toc227835077"/>
+      <w:bookmarkStart w:id="62" w:name="_Toc235798865"/>
       <w:r>
         <w:t>L</w:t>
       </w:r>
@@ -18425,10 +19091,10 @@
       <w:r>
         <w:t>pgadmin</w:t>
       </w:r>
-      <w:bookmarkEnd w:id="58"/>
       <w:bookmarkEnd w:id="59"/>
       <w:bookmarkEnd w:id="60"/>
       <w:bookmarkEnd w:id="61"/>
+      <w:bookmarkEnd w:id="62"/>
       <w:proofErr w:type="spellEnd"/>
     </w:p>
     <w:p/>
@@ -18896,10 +19562,10 @@
       <w:pPr>
         <w:pStyle w:val="Titre2"/>
       </w:pPr>
-      <w:bookmarkStart w:id="62" w:name="_Toc227830298"/>
-      <w:bookmarkStart w:id="63" w:name="_Toc227830326"/>
-      <w:bookmarkStart w:id="64" w:name="_Toc227835078"/>
-      <w:bookmarkStart w:id="65" w:name="_Toc235797275"/>
+      <w:bookmarkStart w:id="63" w:name="_Toc227830298"/>
+      <w:bookmarkStart w:id="64" w:name="_Toc227830326"/>
+      <w:bookmarkStart w:id="65" w:name="_Toc227835078"/>
+      <w:bookmarkStart w:id="66" w:name="_Toc235798866"/>
       <w:r>
         <w:t xml:space="preserve">Exemple </w:t>
       </w:r>
@@ -18918,10 +19584,10 @@
       <w:r>
         <w:t>4Map</w:t>
       </w:r>
-      <w:bookmarkEnd w:id="62"/>
       <w:bookmarkEnd w:id="63"/>
       <w:bookmarkEnd w:id="64"/>
       <w:bookmarkEnd w:id="65"/>
+      <w:bookmarkEnd w:id="66"/>
     </w:p>
     <w:p/>
     <w:p>
@@ -19101,7 +19767,7 @@
           <w:szCs w:val="28"/>
         </w:rPr>
         <w:pict w14:anchorId="5DD24B05">
-          <v:shape id="_x0000_i1028" type="#_x0000_t75" style="width:811.5pt;height:549pt;visibility:visible">
+          <v:shape id="_x0000_i1026" type="#_x0000_t75" style="width:811.5pt;height:549pt;visibility:visible">
             <v:imagedata r:id="rId8" o:title=""/>
           </v:shape>
         </w:pict>

--- a/cd30/ressources/autre/Memo création carte Leaflet.docx
+++ b/cd30/ressources/autre/Memo création carte Leaflet.docx
@@ -83,7 +83,7 @@
       <w:r>
         <w:fldChar w:fldCharType="separate"/>
       </w:r>
-      <w:hyperlink w:anchor="_Toc235798848" w:history="1">
+      <w:hyperlink w:anchor="_Toc235799286" w:history="1">
         <w:r>
           <w:rPr>
             <w:rStyle w:val="Lienhypertexte"/>
@@ -122,7 +122,7 @@
           <w:rPr>
             <w:webHidden/>
           </w:rPr>
-          <w:instrText xml:space="preserve"> PAGEREF _Toc235798848 \h </w:instrText>
+          <w:instrText xml:space="preserve"> PAGEREF _Toc235799286 \h </w:instrText>
         </w:r>
         <w:r>
           <w:rPr>
@@ -163,7 +163,7 @@
           <w14:ligatures w14:val="standardContextual"/>
         </w:rPr>
       </w:pPr>
-      <w:hyperlink w:anchor="_Toc235798849" w:history="1">
+      <w:hyperlink w:anchor="_Toc235799287" w:history="1">
         <w:r>
           <w:rPr>
             <w:rStyle w:val="Lienhypertexte"/>
@@ -206,7 +206,7 @@
             <w:noProof/>
             <w:webHidden/>
           </w:rPr>
-          <w:instrText xml:space="preserve"> PAGEREF _Toc235798849 \h </w:instrText>
+          <w:instrText xml:space="preserve"> PAGEREF _Toc235799287 \h </w:instrText>
         </w:r>
         <w:r>
           <w:rPr>
@@ -251,7 +251,7 @@
           <w14:ligatures w14:val="standardContextual"/>
         </w:rPr>
       </w:pPr>
-      <w:hyperlink w:anchor="_Toc235798850" w:history="1">
+      <w:hyperlink w:anchor="_Toc235799288" w:history="1">
         <w:r>
           <w:rPr>
             <w:rStyle w:val="Lienhypertexte"/>
@@ -294,7 +294,7 @@
             <w:noProof/>
             <w:webHidden/>
           </w:rPr>
-          <w:instrText xml:space="preserve"> PAGEREF _Toc235798850 \h </w:instrText>
+          <w:instrText xml:space="preserve"> PAGEREF _Toc235799288 \h </w:instrText>
         </w:r>
         <w:r>
           <w:rPr>
@@ -339,7 +339,7 @@
           <w14:ligatures w14:val="standardContextual"/>
         </w:rPr>
       </w:pPr>
-      <w:hyperlink w:anchor="_Toc235798851" w:history="1">
+      <w:hyperlink w:anchor="_Toc235799289" w:history="1">
         <w:r>
           <w:rPr>
             <w:rStyle w:val="Lienhypertexte"/>
@@ -382,7 +382,7 @@
             <w:noProof/>
             <w:webHidden/>
           </w:rPr>
-          <w:instrText xml:space="preserve"> PAGEREF _Toc235798851 \h </w:instrText>
+          <w:instrText xml:space="preserve"> PAGEREF _Toc235799289 \h </w:instrText>
         </w:r>
         <w:r>
           <w:rPr>
@@ -424,7 +424,7 @@
           <w14:ligatures w14:val="standardContextual"/>
         </w:rPr>
       </w:pPr>
-      <w:hyperlink w:anchor="_Toc235798852" w:history="1">
+      <w:hyperlink w:anchor="_Toc235799290" w:history="1">
         <w:r>
           <w:rPr>
             <w:rStyle w:val="Lienhypertexte"/>
@@ -463,7 +463,7 @@
           <w:rPr>
             <w:webHidden/>
           </w:rPr>
-          <w:instrText xml:space="preserve"> PAGEREF _Toc235798852 \h </w:instrText>
+          <w:instrText xml:space="preserve"> PAGEREF _Toc235799290 \h </w:instrText>
         </w:r>
         <w:r>
           <w:rPr>
@@ -504,7 +504,7 @@
           <w14:ligatures w14:val="standardContextual"/>
         </w:rPr>
       </w:pPr>
-      <w:hyperlink w:anchor="_Toc235798853" w:history="1">
+      <w:hyperlink w:anchor="_Toc235799291" w:history="1">
         <w:r>
           <w:rPr>
             <w:rStyle w:val="Lienhypertexte"/>
@@ -547,7 +547,7 @@
             <w:noProof/>
             <w:webHidden/>
           </w:rPr>
-          <w:instrText xml:space="preserve"> PAGEREF _Toc235798853 \h </w:instrText>
+          <w:instrText xml:space="preserve"> PAGEREF _Toc235799291 \h </w:instrText>
         </w:r>
         <w:r>
           <w:rPr>
@@ -592,7 +592,7 @@
           <w14:ligatures w14:val="standardContextual"/>
         </w:rPr>
       </w:pPr>
-      <w:hyperlink w:anchor="_Toc235798854" w:history="1">
+      <w:hyperlink w:anchor="_Toc235799292" w:history="1">
         <w:r>
           <w:rPr>
             <w:rStyle w:val="Lienhypertexte"/>
@@ -635,7 +635,7 @@
             <w:noProof/>
             <w:webHidden/>
           </w:rPr>
-          <w:instrText xml:space="preserve"> PAGEREF _Toc235798854 \h </w:instrText>
+          <w:instrText xml:space="preserve"> PAGEREF _Toc235799292 \h </w:instrText>
         </w:r>
         <w:r>
           <w:rPr>
@@ -680,7 +680,7 @@
           <w14:ligatures w14:val="standardContextual"/>
         </w:rPr>
       </w:pPr>
-      <w:hyperlink w:anchor="_Toc235798855" w:history="1">
+      <w:hyperlink w:anchor="_Toc235799293" w:history="1">
         <w:r>
           <w:rPr>
             <w:rStyle w:val="Lienhypertexte"/>
@@ -723,7 +723,7 @@
             <w:noProof/>
             <w:webHidden/>
           </w:rPr>
-          <w:instrText xml:space="preserve"> PAGEREF _Toc235798855 \h </w:instrText>
+          <w:instrText xml:space="preserve"> PAGEREF _Toc235799293 \h </w:instrText>
         </w:r>
         <w:r>
           <w:rPr>
@@ -768,7 +768,7 @@
           <w14:ligatures w14:val="standardContextual"/>
         </w:rPr>
       </w:pPr>
-      <w:hyperlink w:anchor="_Toc235798856" w:history="1">
+      <w:hyperlink w:anchor="_Toc235799294" w:history="1">
         <w:r>
           <w:rPr>
             <w:rStyle w:val="Lienhypertexte"/>
@@ -811,7 +811,7 @@
             <w:noProof/>
             <w:webHidden/>
           </w:rPr>
-          <w:instrText xml:space="preserve"> PAGEREF _Toc235798856 \h </w:instrText>
+          <w:instrText xml:space="preserve"> PAGEREF _Toc235799294 \h </w:instrText>
         </w:r>
         <w:r>
           <w:rPr>
@@ -856,7 +856,7 @@
           <w14:ligatures w14:val="standardContextual"/>
         </w:rPr>
       </w:pPr>
-      <w:hyperlink w:anchor="_Toc235798857" w:history="1">
+      <w:hyperlink w:anchor="_Toc235799295" w:history="1">
         <w:r>
           <w:rPr>
             <w:rStyle w:val="Lienhypertexte"/>
@@ -899,7 +899,7 @@
             <w:noProof/>
             <w:webHidden/>
           </w:rPr>
-          <w:instrText xml:space="preserve"> PAGEREF _Toc235798857 \h </w:instrText>
+          <w:instrText xml:space="preserve"> PAGEREF _Toc235799295 \h </w:instrText>
         </w:r>
         <w:r>
           <w:rPr>
@@ -944,7 +944,7 @@
           <w14:ligatures w14:val="standardContextual"/>
         </w:rPr>
       </w:pPr>
-      <w:hyperlink w:anchor="_Toc235798858" w:history="1">
+      <w:hyperlink w:anchor="_Toc235799296" w:history="1">
         <w:r>
           <w:rPr>
             <w:rStyle w:val="Lienhypertexte"/>
@@ -987,7 +987,7 @@
             <w:noProof/>
             <w:webHidden/>
           </w:rPr>
-          <w:instrText xml:space="preserve"> PAGEREF _Toc235798858 \h </w:instrText>
+          <w:instrText xml:space="preserve"> PAGEREF _Toc235799296 \h </w:instrText>
         </w:r>
         <w:r>
           <w:rPr>
@@ -1029,7 +1029,7 @@
           <w14:ligatures w14:val="standardContextual"/>
         </w:rPr>
       </w:pPr>
-      <w:hyperlink w:anchor="_Toc235798859" w:history="1">
+      <w:hyperlink w:anchor="_Toc235799297" w:history="1">
         <w:r>
           <w:rPr>
             <w:rStyle w:val="Lienhypertexte"/>
@@ -1068,7 +1068,7 @@
           <w:rPr>
             <w:webHidden/>
           </w:rPr>
-          <w:instrText xml:space="preserve"> PAGEREF _Toc235798859 \h </w:instrText>
+          <w:instrText xml:space="preserve"> PAGEREF _Toc235799297 \h </w:instrText>
         </w:r>
         <w:r>
           <w:rPr>
@@ -1109,7 +1109,7 @@
           <w14:ligatures w14:val="standardContextual"/>
         </w:rPr>
       </w:pPr>
-      <w:hyperlink w:anchor="_Toc235798860" w:history="1">
+      <w:hyperlink w:anchor="_Toc235799298" w:history="1">
         <w:r>
           <w:rPr>
             <w:rStyle w:val="Lienhypertexte"/>
@@ -1152,7 +1152,7 @@
             <w:noProof/>
             <w:webHidden/>
           </w:rPr>
-          <w:instrText xml:space="preserve"> PAGEREF _Toc235798860 \h </w:instrText>
+          <w:instrText xml:space="preserve"> PAGEREF _Toc235799298 \h </w:instrText>
         </w:r>
         <w:r>
           <w:rPr>
@@ -1197,7 +1197,7 @@
           <w14:ligatures w14:val="standardContextual"/>
         </w:rPr>
       </w:pPr>
-      <w:hyperlink w:anchor="_Toc235798861" w:history="1">
+      <w:hyperlink w:anchor="_Toc235799299" w:history="1">
         <w:r>
           <w:rPr>
             <w:rStyle w:val="Lienhypertexte"/>
@@ -1240,7 +1240,7 @@
             <w:noProof/>
             <w:webHidden/>
           </w:rPr>
-          <w:instrText xml:space="preserve"> PAGEREF _Toc235798861 \h </w:instrText>
+          <w:instrText xml:space="preserve"> PAGEREF _Toc235799299 \h </w:instrText>
         </w:r>
         <w:r>
           <w:rPr>
@@ -1285,7 +1285,7 @@
           <w14:ligatures w14:val="standardContextual"/>
         </w:rPr>
       </w:pPr>
-      <w:hyperlink w:anchor="_Toc235798862" w:history="1">
+      <w:hyperlink w:anchor="_Toc235799300" w:history="1">
         <w:r>
           <w:rPr>
             <w:rStyle w:val="Lienhypertexte"/>
@@ -1328,7 +1328,7 @@
             <w:noProof/>
             <w:webHidden/>
           </w:rPr>
-          <w:instrText xml:space="preserve"> PAGEREF _Toc235798862 \h </w:instrText>
+          <w:instrText xml:space="preserve"> PAGEREF _Toc235799300 \h </w:instrText>
         </w:r>
         <w:r>
           <w:rPr>
@@ -1370,7 +1370,7 @@
           <w14:ligatures w14:val="standardContextual"/>
         </w:rPr>
       </w:pPr>
-      <w:hyperlink w:anchor="_Toc235798863" w:history="1">
+      <w:hyperlink w:anchor="_Toc235799301" w:history="1">
         <w:r>
           <w:rPr>
             <w:rStyle w:val="Lienhypertexte"/>
@@ -1409,7 +1409,7 @@
           <w:rPr>
             <w:webHidden/>
           </w:rPr>
-          <w:instrText xml:space="preserve"> PAGEREF _Toc235798863 \h </w:instrText>
+          <w:instrText xml:space="preserve"> PAGEREF _Toc235799301 \h </w:instrText>
         </w:r>
         <w:r>
           <w:rPr>
@@ -1450,7 +1450,7 @@
           <w14:ligatures w14:val="standardContextual"/>
         </w:rPr>
       </w:pPr>
-      <w:hyperlink w:anchor="_Toc235798864" w:history="1">
+      <w:hyperlink w:anchor="_Toc235799302" w:history="1">
         <w:r>
           <w:rPr>
             <w:rStyle w:val="Lienhypertexte"/>
@@ -1493,7 +1493,7 @@
             <w:noProof/>
             <w:webHidden/>
           </w:rPr>
-          <w:instrText xml:space="preserve"> PAGEREF _Toc235798864 \h </w:instrText>
+          <w:instrText xml:space="preserve"> PAGEREF _Toc235799302 \h </w:instrText>
         </w:r>
         <w:r>
           <w:rPr>
@@ -1538,7 +1538,7 @@
           <w14:ligatures w14:val="standardContextual"/>
         </w:rPr>
       </w:pPr>
-      <w:hyperlink w:anchor="_Toc235798865" w:history="1">
+      <w:hyperlink w:anchor="_Toc235799303" w:history="1">
         <w:r>
           <w:rPr>
             <w:rStyle w:val="Lienhypertexte"/>
@@ -1581,7 +1581,7 @@
             <w:noProof/>
             <w:webHidden/>
           </w:rPr>
-          <w:instrText xml:space="preserve"> PAGEREF _Toc235798865 \h </w:instrText>
+          <w:instrText xml:space="preserve"> PAGEREF _Toc235799303 \h </w:instrText>
         </w:r>
         <w:r>
           <w:rPr>
@@ -1626,7 +1626,7 @@
           <w14:ligatures w14:val="standardContextual"/>
         </w:rPr>
       </w:pPr>
-      <w:hyperlink w:anchor="_Toc235798866" w:history="1">
+      <w:hyperlink w:anchor="_Toc235799304" w:history="1">
         <w:r>
           <w:rPr>
             <w:rStyle w:val="Lienhypertexte"/>
@@ -1669,7 +1669,7 @@
             <w:noProof/>
             <w:webHidden/>
           </w:rPr>
-          <w:instrText xml:space="preserve"> PAGEREF _Toc235798866 \h </w:instrText>
+          <w:instrText xml:space="preserve"> PAGEREF _Toc235799304 \h </w:instrText>
         </w:r>
         <w:r>
           <w:rPr>
@@ -1731,7 +1731,7 @@
         </w:numPr>
       </w:pPr>
       <w:bookmarkStart w:id="6" w:name="_Toc227835063"/>
-      <w:bookmarkStart w:id="7" w:name="_Toc235798848"/>
+      <w:bookmarkStart w:id="7" w:name="_Toc235799286"/>
       <w:proofErr w:type="spellStart"/>
       <w:proofErr w:type="gramStart"/>
       <w:r>
@@ -1756,7 +1756,7 @@
       <w:bookmarkStart w:id="8" w:name="_Toc227830286"/>
       <w:bookmarkStart w:id="9" w:name="_Toc227830314"/>
       <w:bookmarkStart w:id="10" w:name="_Toc227835064"/>
-      <w:bookmarkStart w:id="11" w:name="_Toc235798849"/>
+      <w:bookmarkStart w:id="11" w:name="_Toc235799287"/>
       <w:r>
         <w:t>Arguments</w:t>
       </w:r>
@@ -2235,7 +2235,7 @@
           <w:szCs w:val="28"/>
           <w:lang w:eastAsia="fr-FR"/>
         </w:rPr>
-        <w:t xml:space="preserve"> n’est pas renseigné aucune couche n’est cochée à </w:t>
+        <w:t xml:space="preserve"> n’est pas renseigné aucune couche n’est </w:t>
       </w:r>
       <w:r>
         <w:rPr>
@@ -2244,6 +2244,24 @@
           <w:szCs w:val="28"/>
           <w:lang w:eastAsia="fr-FR"/>
         </w:rPr>
+        <w:t>active</w:t>
+      </w:r>
+      <w:r>
+        <w:rPr>
+          <w:rFonts w:ascii="Aptos Display" w:eastAsia="Times New Roman" w:hAnsi="Aptos Display"/>
+          <w:sz w:val="28"/>
+          <w:szCs w:val="28"/>
+          <w:lang w:eastAsia="fr-FR"/>
+        </w:rPr>
+        <w:t xml:space="preserve"> à </w:t>
+      </w:r>
+      <w:r>
+        <w:rPr>
+          <w:rFonts w:ascii="Aptos Display" w:eastAsia="Times New Roman" w:hAnsi="Aptos Display"/>
+          <w:sz w:val="28"/>
+          <w:szCs w:val="28"/>
+          <w:lang w:eastAsia="fr-FR"/>
+        </w:rPr>
         <w:t>l’</w:t>
       </w:r>
       <w:r>
@@ -2262,7 +2280,81 @@
           <w:szCs w:val="28"/>
           <w:lang w:eastAsia="fr-FR"/>
         </w:rPr>
-        <w:t xml:space="preserve"> (‘0’ par défaut).</w:t>
+        <w:t> </w:t>
+      </w:r>
+      <w:r>
+        <w:rPr>
+          <w:rFonts w:ascii="Aptos Display" w:eastAsia="Times New Roman" w:hAnsi="Aptos Display"/>
+          <w:sz w:val="28"/>
+          <w:szCs w:val="28"/>
+          <w:lang w:eastAsia="fr-FR"/>
+        </w:rPr>
+        <w:t>(‘0’ par défaut)</w:t>
+      </w:r>
+      <w:r>
+        <w:rPr>
+          <w:rFonts w:ascii="Aptos Display" w:eastAsia="Times New Roman" w:hAnsi="Aptos Display"/>
+          <w:sz w:val="28"/>
+          <w:szCs w:val="28"/>
+          <w:lang w:eastAsia="fr-FR"/>
+        </w:rPr>
+        <w:t xml:space="preserve"> </w:t>
+      </w:r>
+      <w:r>
+        <w:rPr>
+          <w:rFonts w:ascii="Aptos Display" w:eastAsia="Times New Roman" w:hAnsi="Aptos Display"/>
+          <w:sz w:val="28"/>
+          <w:szCs w:val="28"/>
+          <w:lang w:eastAsia="fr-FR"/>
+        </w:rPr>
+        <w:t xml:space="preserve">: </w:t>
+      </w:r>
+      <w:proofErr w:type="spellStart"/>
+      <w:r>
+        <w:rPr>
+          <w:rFonts w:ascii="Aptos Display" w:eastAsia="Times New Roman" w:hAnsi="Aptos Display"/>
+          <w:sz w:val="28"/>
+          <w:szCs w:val="28"/>
+          <w:lang w:eastAsia="fr-FR"/>
+        </w:rPr>
+        <w:t>oei</w:t>
+      </w:r>
+      <w:r>
+        <w:rPr>
+          <w:rFonts w:ascii="Aptos Display" w:eastAsia="Times New Roman" w:hAnsi="Aptos Display"/>
+          <w:sz w:val="28"/>
+          <w:szCs w:val="28"/>
+          <w:lang w:eastAsia="fr-FR"/>
+        </w:rPr>
+        <w:t>l</w:t>
+      </w:r>
+      <w:proofErr w:type="spellEnd"/>
+      <w:r>
+        <w:rPr>
+          <w:rFonts w:ascii="Aptos Display" w:eastAsia="Times New Roman" w:hAnsi="Aptos Display"/>
+          <w:sz w:val="28"/>
+          <w:szCs w:val="28"/>
+          <w:lang w:eastAsia="fr-FR"/>
+        </w:rPr>
+        <w:t xml:space="preserve"> barré et grisé dans sidebar</w:t>
+      </w:r>
+      <w:r>
+        <w:rPr>
+          <w:rFonts w:ascii="Aptos Display" w:eastAsia="Times New Roman" w:hAnsi="Aptos Display"/>
+          <w:sz w:val="28"/>
+          <w:szCs w:val="28"/>
+          <w:lang w:eastAsia="fr-FR"/>
+        </w:rPr>
+        <w:t>.</w:t>
+      </w:r>
+      <w:r>
+        <w:rPr>
+          <w:rFonts w:ascii="Aptos Display" w:eastAsia="Times New Roman" w:hAnsi="Aptos Display"/>
+          <w:sz w:val="28"/>
+          <w:szCs w:val="28"/>
+          <w:lang w:eastAsia="fr-FR"/>
+        </w:rPr>
+        <w:t xml:space="preserve"> </w:t>
       </w:r>
       <w:r>
         <w:rPr>
@@ -2272,7 +2364,7 @@
           <w:bdr w:val="none" w:sz="0" w:space="0" w:color="auto" w:frame="1"/>
           <w:lang w:eastAsia="fr-FR"/>
         </w:rPr>
-        <w:t xml:space="preserve"> </w:t>
+        <w:t>S</w:t>
       </w:r>
       <w:r>
         <w:rPr>
@@ -2282,7 +2374,7 @@
           <w:bdr w:val="none" w:sz="0" w:space="0" w:color="auto" w:frame="1"/>
           <w:lang w:eastAsia="fr-FR"/>
         </w:rPr>
-        <w:t>S</w:t>
+        <w:t xml:space="preserve">i ‘1’ =&gt; </w:t>
       </w:r>
       <w:r>
         <w:rPr>
@@ -2292,7 +2384,7 @@
           <w:bdr w:val="none" w:sz="0" w:space="0" w:color="auto" w:frame="1"/>
           <w:lang w:eastAsia="fr-FR"/>
         </w:rPr>
-        <w:t xml:space="preserve">i ‘1’ =&gt; </w:t>
+        <w:t xml:space="preserve">1ere </w:t>
       </w:r>
       <w:r>
         <w:rPr>
@@ -2302,7 +2394,7 @@
           <w:bdr w:val="none" w:sz="0" w:space="0" w:color="auto" w:frame="1"/>
           <w:lang w:eastAsia="fr-FR"/>
         </w:rPr>
-        <w:t xml:space="preserve">1ere </w:t>
+        <w:t xml:space="preserve">couche </w:t>
       </w:r>
       <w:r>
         <w:rPr>
@@ -2312,7 +2404,7 @@
           <w:bdr w:val="none" w:sz="0" w:space="0" w:color="auto" w:frame="1"/>
           <w:lang w:eastAsia="fr-FR"/>
         </w:rPr>
-        <w:t xml:space="preserve">couche </w:t>
+        <w:t>active</w:t>
       </w:r>
       <w:r>
         <w:rPr>
@@ -2322,7 +2414,7 @@
           <w:bdr w:val="none" w:sz="0" w:space="0" w:color="auto" w:frame="1"/>
           <w:lang w:eastAsia="fr-FR"/>
         </w:rPr>
-        <w:t>cochée</w:t>
+        <w:t>,</w:t>
       </w:r>
       <w:r>
         <w:rPr>
@@ -2332,7 +2424,7 @@
           <w:bdr w:val="none" w:sz="0" w:space="0" w:color="auto" w:frame="1"/>
           <w:lang w:eastAsia="fr-FR"/>
         </w:rPr>
-        <w:t>,</w:t>
+        <w:t xml:space="preserve"> ‘1,1’</w:t>
       </w:r>
       <w:r>
         <w:rPr>
@@ -2342,7 +2434,7 @@
           <w:bdr w:val="none" w:sz="0" w:space="0" w:color="auto" w:frame="1"/>
           <w:lang w:eastAsia="fr-FR"/>
         </w:rPr>
-        <w:t xml:space="preserve"> ‘1,1’</w:t>
+        <w:t> :</w:t>
       </w:r>
       <w:r>
         <w:rPr>
@@ -2352,7 +2444,7 @@
           <w:bdr w:val="none" w:sz="0" w:space="0" w:color="auto" w:frame="1"/>
           <w:lang w:eastAsia="fr-FR"/>
         </w:rPr>
-        <w:t> :</w:t>
+        <w:t xml:space="preserve"> 2 1eres</w:t>
       </w:r>
       <w:r>
         <w:rPr>
@@ -2362,7 +2454,7 @@
           <w:bdr w:val="none" w:sz="0" w:space="0" w:color="auto" w:frame="1"/>
           <w:lang w:eastAsia="fr-FR"/>
         </w:rPr>
-        <w:t xml:space="preserve"> 2 1eres</w:t>
+        <w:t xml:space="preserve"> </w:t>
       </w:r>
       <w:r>
         <w:rPr>
@@ -2372,7 +2464,7 @@
           <w:bdr w:val="none" w:sz="0" w:space="0" w:color="auto" w:frame="1"/>
           <w:lang w:eastAsia="fr-FR"/>
         </w:rPr>
-        <w:t xml:space="preserve"> </w:t>
+        <w:t xml:space="preserve">couches </w:t>
       </w:r>
       <w:r>
         <w:rPr>
@@ -2382,7 +2474,7 @@
           <w:bdr w:val="none" w:sz="0" w:space="0" w:color="auto" w:frame="1"/>
           <w:lang w:eastAsia="fr-FR"/>
         </w:rPr>
-        <w:t xml:space="preserve">couches </w:t>
+        <w:t>active</w:t>
       </w:r>
       <w:r>
         <w:rPr>
@@ -2392,7 +2484,7 @@
           <w:bdr w:val="none" w:sz="0" w:space="0" w:color="auto" w:frame="1"/>
           <w:lang w:eastAsia="fr-FR"/>
         </w:rPr>
-        <w:t>cochées, ‘1,0,1’</w:t>
+        <w:t>, ‘1,0,1’</w:t>
       </w:r>
       <w:r>
         <w:rPr>
@@ -2443,7 +2535,7 @@
           <w:bdr w:val="none" w:sz="0" w:space="0" w:color="auto" w:frame="1"/>
           <w:lang w:eastAsia="fr-FR"/>
         </w:rPr>
-        <w:t xml:space="preserve">couches </w:t>
+        <w:t xml:space="preserve">couche </w:t>
       </w:r>
       <w:r>
         <w:rPr>
@@ -2453,7 +2545,7 @@
           <w:bdr w:val="none" w:sz="0" w:space="0" w:color="auto" w:frame="1"/>
           <w:lang w:eastAsia="fr-FR"/>
         </w:rPr>
-        <w:t>cochées</w:t>
+        <w:t>active</w:t>
       </w:r>
       <w:r>
         <w:rPr>
@@ -2463,7 +2555,7 @@
           <w:bdr w:val="none" w:sz="0" w:space="0" w:color="auto" w:frame="1"/>
           <w:lang w:eastAsia="fr-FR"/>
         </w:rPr>
-        <w:t>.</w:t>
+        <w:t>s</w:t>
       </w:r>
       <w:r>
         <w:rPr>
@@ -2473,7 +2565,7 @@
           <w:bdr w:val="none" w:sz="0" w:space="0" w:color="auto" w:frame="1"/>
           <w:lang w:eastAsia="fr-FR"/>
         </w:rPr>
-        <w:t xml:space="preserve"> </w:t>
+        <w:t>.</w:t>
       </w:r>
       <w:r>
         <w:rPr>
@@ -2483,7 +2575,7 @@
           <w:bdr w:val="none" w:sz="0" w:space="0" w:color="auto" w:frame="1"/>
           <w:lang w:eastAsia="fr-FR"/>
         </w:rPr>
-        <w:t xml:space="preserve">Si </w:t>
+        <w:t xml:space="preserve"> </w:t>
       </w:r>
       <w:r>
         <w:rPr>
@@ -2493,7 +2585,7 @@
           <w:bdr w:val="none" w:sz="0" w:space="0" w:color="auto" w:frame="1"/>
           <w:lang w:eastAsia="fr-FR"/>
         </w:rPr>
-        <w:t>5</w:t>
+        <w:t xml:space="preserve">Si </w:t>
       </w:r>
       <w:r>
         <w:rPr>
@@ -2503,7 +2595,7 @@
           <w:bdr w:val="none" w:sz="0" w:space="0" w:color="auto" w:frame="1"/>
           <w:lang w:eastAsia="fr-FR"/>
         </w:rPr>
-        <w:t xml:space="preserve"> couches </w:t>
+        <w:t xml:space="preserve">on </w:t>
       </w:r>
       <w:r>
         <w:rPr>
@@ -2513,7 +2605,7 @@
           <w:bdr w:val="none" w:sz="0" w:space="0" w:color="auto" w:frame="1"/>
           <w:lang w:eastAsia="fr-FR"/>
         </w:rPr>
-        <w:t xml:space="preserve">présentes </w:t>
+        <w:t xml:space="preserve">veut </w:t>
       </w:r>
       <w:r>
         <w:rPr>
@@ -2523,27 +2615,7 @@
           <w:bdr w:val="none" w:sz="0" w:space="0" w:color="auto" w:frame="1"/>
           <w:lang w:eastAsia="fr-FR"/>
         </w:rPr>
-        <w:t>et</w:t>
-      </w:r>
-      <w:r>
-        <w:rPr>
-          <w:rFonts w:ascii="Aptos Display" w:eastAsia="Times New Roman" w:hAnsi="Aptos Display"/>
-          <w:sz w:val="28"/>
-          <w:szCs w:val="28"/>
-          <w:bdr w:val="none" w:sz="0" w:space="0" w:color="auto" w:frame="1"/>
-          <w:lang w:eastAsia="fr-FR"/>
-        </w:rPr>
-        <w:t xml:space="preserve"> qu’on veut cocher</w:t>
-      </w:r>
-      <w:r>
-        <w:rPr>
-          <w:rFonts w:ascii="Aptos Display" w:eastAsia="Times New Roman" w:hAnsi="Aptos Display"/>
-          <w:sz w:val="28"/>
-          <w:szCs w:val="28"/>
-          <w:bdr w:val="none" w:sz="0" w:space="0" w:color="auto" w:frame="1"/>
-          <w:lang w:eastAsia="fr-FR"/>
-        </w:rPr>
-        <w:t xml:space="preserve"> juste</w:t>
+        <w:t>juste</w:t>
       </w:r>
       <w:r>
         <w:rPr>
@@ -3759,7 +3831,7 @@
       <w:bookmarkStart w:id="12" w:name="_Toc227830287"/>
       <w:bookmarkStart w:id="13" w:name="_Toc227830315"/>
       <w:bookmarkStart w:id="14" w:name="_Toc227835065"/>
-      <w:bookmarkStart w:id="15" w:name="_Toc235798850"/>
+      <w:bookmarkStart w:id="15" w:name="_Toc235799288"/>
       <w:r>
         <w:lastRenderedPageBreak/>
         <w:t>G</w:t>
@@ -4537,7 +4609,7 @@
       <w:bookmarkStart w:id="16" w:name="_Toc227830288"/>
       <w:bookmarkStart w:id="17" w:name="_Toc227830316"/>
       <w:bookmarkStart w:id="18" w:name="_Toc227835066"/>
-      <w:bookmarkStart w:id="19" w:name="_Toc235798851"/>
+      <w:bookmarkStart w:id="19" w:name="_Toc235799289"/>
       <w:proofErr w:type="spellStart"/>
       <w:proofErr w:type="gramStart"/>
       <w:r>
@@ -5234,7 +5306,7 @@
       <w:bookmarkStart w:id="20" w:name="_Toc227830289"/>
       <w:bookmarkStart w:id="21" w:name="_Toc227830317"/>
       <w:bookmarkStart w:id="22" w:name="_Toc227835067"/>
-      <w:bookmarkStart w:id="23" w:name="_Toc235798852"/>
+      <w:bookmarkStart w:id="23" w:name="_Toc235799290"/>
       <w:r>
         <w:lastRenderedPageBreak/>
         <w:t>Création carte Leaflet</w:t>
@@ -5344,7 +5416,7 @@
       <w:bookmarkStart w:id="24" w:name="_Toc227830290"/>
       <w:bookmarkStart w:id="25" w:name="_Toc227830318"/>
       <w:bookmarkStart w:id="26" w:name="_Toc227835068"/>
-      <w:bookmarkStart w:id="27" w:name="_Toc235798853"/>
+      <w:bookmarkStart w:id="27" w:name="_Toc235799291"/>
       <w:r>
         <w:t xml:space="preserve">Colonnes spécifiques </w:t>
       </w:r>
@@ -7429,7 +7501,7 @@
       <w:bookmarkStart w:id="28" w:name="_Toc227830291"/>
       <w:bookmarkStart w:id="29" w:name="_Toc227830319"/>
       <w:bookmarkStart w:id="30" w:name="_Toc227835069"/>
-      <w:bookmarkStart w:id="31" w:name="_Toc235798854"/>
+      <w:bookmarkStart w:id="31" w:name="_Toc235799292"/>
       <w:r>
         <w:t>Affich</w:t>
       </w:r>
@@ -9229,7 +9301,7 @@
       <w:bookmarkStart w:id="32" w:name="_Toc227830292"/>
       <w:bookmarkStart w:id="33" w:name="_Toc227830320"/>
       <w:bookmarkStart w:id="34" w:name="_Toc227835070"/>
-      <w:bookmarkStart w:id="35" w:name="_Toc235798855"/>
+      <w:bookmarkStart w:id="35" w:name="_Toc235799293"/>
       <w:r>
         <w:t>Ordre des couches et libellés</w:t>
       </w:r>
@@ -11108,7 +11180,7 @@
       <w:bookmarkStart w:id="36" w:name="_Toc227830293"/>
       <w:bookmarkStart w:id="37" w:name="_Toc227830321"/>
       <w:bookmarkStart w:id="38" w:name="_Toc227835071"/>
-      <w:bookmarkStart w:id="39" w:name="_Toc235798856"/>
+      <w:bookmarkStart w:id="39" w:name="_Toc235799294"/>
       <w:r>
         <w:t xml:space="preserve">Priorité </w:t>
       </w:r>
@@ -11621,19 +11693,6 @@
     </w:p>
     <w:p>
       <w:pPr>
-        <w:shd w:val="clear" w:color="auto" w:fill="FFFFFF"/>
-        <w:ind w:left="1440"/>
-        <w:textAlignment w:val="baseline"/>
-        <w:rPr>
-          <w:rFonts w:ascii="Aptos Display" w:hAnsi="Aptos Display" w:cs="Calibri"/>
-          <w:color w:val="000000"/>
-          <w:sz w:val="28"/>
-          <w:szCs w:val="28"/>
-        </w:rPr>
-      </w:pPr>
-    </w:p>
-    <w:p>
-      <w:pPr>
         <w:numPr>
           <w:ilvl w:val="0"/>
           <w:numId w:val="8"/>
@@ -11654,6 +11713,7 @@
           <w:sz w:val="28"/>
           <w:szCs w:val="28"/>
         </w:rPr>
+        <w:lastRenderedPageBreak/>
         <w:t>Priorité entre</w:t>
       </w:r>
       <w:r>
@@ -12329,7 +12389,7 @@
       <w:pPr>
         <w:pStyle w:val="Titre2"/>
       </w:pPr>
-      <w:bookmarkStart w:id="40" w:name="_Toc235798857"/>
+      <w:bookmarkStart w:id="40" w:name="_Toc235799295"/>
       <w:proofErr w:type="gramStart"/>
       <w:r>
         <w:t>visu</w:t>
@@ -13116,7 +13176,7 @@
       <w:pPr>
         <w:pStyle w:val="Titre2"/>
       </w:pPr>
-      <w:bookmarkStart w:id="41" w:name="_Toc235798858"/>
+      <w:bookmarkStart w:id="41" w:name="_Toc235799296"/>
       <w:r>
         <w:t>V</w:t>
       </w:r>
@@ -13717,7 +13777,7 @@
       <w:bookmarkStart w:id="42" w:name="_Toc227830294"/>
       <w:bookmarkStart w:id="43" w:name="_Toc227830322"/>
       <w:bookmarkStart w:id="44" w:name="_Toc227835072"/>
-      <w:bookmarkStart w:id="45" w:name="_Toc235798859"/>
+      <w:bookmarkStart w:id="45" w:name="_Toc235799297"/>
       <w:proofErr w:type="spellStart"/>
       <w:r>
         <w:lastRenderedPageBreak/>
@@ -14035,7 +14095,7 @@
         <w:pStyle w:val="Titre2"/>
       </w:pPr>
       <w:bookmarkStart w:id="46" w:name="_Toc227835073"/>
-      <w:bookmarkStart w:id="47" w:name="_Toc235798860"/>
+      <w:bookmarkStart w:id="47" w:name="_Toc235799298"/>
       <w:r>
         <w:t>Origines</w:t>
       </w:r>
@@ -14914,7 +14974,7 @@
         <w:pStyle w:val="Titre2"/>
       </w:pPr>
       <w:bookmarkStart w:id="48" w:name="_Toc227835074"/>
-      <w:bookmarkStart w:id="49" w:name="_Toc235798861"/>
+      <w:bookmarkStart w:id="49" w:name="_Toc235799299"/>
       <w:r>
         <w:t>Type</w:t>
       </w:r>
@@ -16671,14 +16731,6 @@
         <w:textAlignment w:val="baseline"/>
         <w:rPr>
           <w:rFonts w:ascii="Aptos Display" w:hAnsi="Aptos Display" w:cs="Calibri"/>
-          <w:color w:val="000000"/>
-          <w:sz w:val="28"/>
-          <w:szCs w:val="28"/>
-        </w:rPr>
-      </w:pPr>
-      <w:r>
-        <w:rPr>
-          <w:rFonts w:ascii="Aptos Display" w:hAnsi="Aptos Display" w:cs="Calibri"/>
           <w:b/>
           <w:bCs/>
           <w:color w:val="000000"/>
@@ -16686,215 +16738,19 @@
           <w:szCs w:val="28"/>
           <w:u w:val="single"/>
         </w:rPr>
-        <w:t>Attention</w:t>
-      </w:r>
-      <w:r>
-        <w:rPr>
-          <w:rFonts w:ascii="Aptos Display" w:hAnsi="Aptos Display" w:cs="Calibri"/>
-          <w:color w:val="000000"/>
-          <w:sz w:val="28"/>
-          <w:szCs w:val="28"/>
-        </w:rPr>
-        <w:t> : u</w:t>
-      </w:r>
-      <w:r>
-        <w:rPr>
-          <w:rFonts w:ascii="Aptos Display" w:hAnsi="Aptos Display" w:cs="Calibri"/>
-          <w:color w:val="000000"/>
-          <w:sz w:val="28"/>
-          <w:szCs w:val="28"/>
-        </w:rPr>
-        <w:t>n</w:t>
-      </w:r>
-      <w:r>
-        <w:rPr>
-          <w:rFonts w:ascii="Aptos Display" w:hAnsi="Aptos Display" w:cs="Calibri"/>
-          <w:color w:val="000000"/>
-          <w:sz w:val="28"/>
-          <w:szCs w:val="28"/>
-        </w:rPr>
-        <w:t xml:space="preserve"> </w:t>
-      </w:r>
-      <w:r>
-        <w:rPr>
-          <w:rFonts w:ascii="Aptos Display" w:hAnsi="Aptos Display" w:cs="Calibri"/>
-          <w:color w:val="000000"/>
-          <w:sz w:val="28"/>
-          <w:szCs w:val="28"/>
-        </w:rPr>
-        <w:t xml:space="preserve">filtre </w:t>
-      </w:r>
-      <w:r>
-        <w:rPr>
-          <w:rFonts w:ascii="Aptos Display" w:hAnsi="Aptos Display" w:cs="Calibri"/>
-          <w:color w:val="000000"/>
-          <w:sz w:val="28"/>
-          <w:szCs w:val="28"/>
-        </w:rPr>
-        <w:t xml:space="preserve">SQL </w:t>
-      </w:r>
-      <w:r>
-        <w:rPr>
-          <w:rFonts w:ascii="Aptos Display" w:hAnsi="Aptos Display" w:cs="Calibri"/>
-          <w:color w:val="000000"/>
-          <w:sz w:val="28"/>
-          <w:szCs w:val="28"/>
-        </w:rPr>
-        <w:t xml:space="preserve">sur </w:t>
-      </w:r>
-      <w:r>
-        <w:rPr>
-          <w:rFonts w:ascii="Aptos Display" w:hAnsi="Aptos Display" w:cs="Calibri"/>
-          <w:color w:val="000000"/>
-          <w:sz w:val="28"/>
-          <w:szCs w:val="28"/>
-        </w:rPr>
-        <w:t xml:space="preserve">1 </w:t>
-      </w:r>
-      <w:r>
-        <w:rPr>
-          <w:rFonts w:ascii="Aptos Display" w:hAnsi="Aptos Display" w:cs="Calibri"/>
-          <w:color w:val="000000"/>
-          <w:sz w:val="28"/>
-          <w:szCs w:val="28"/>
-        </w:rPr>
-        <w:t xml:space="preserve">couche geojson </w:t>
-      </w:r>
-      <w:r>
-        <w:rPr>
-          <w:rFonts w:ascii="Aptos Display" w:hAnsi="Aptos Display" w:cs="Calibri"/>
-          <w:color w:val="000000"/>
-          <w:sz w:val="28"/>
-          <w:szCs w:val="28"/>
-        </w:rPr>
-        <w:t>va</w:t>
-      </w:r>
-      <w:r>
-        <w:rPr>
-          <w:rFonts w:ascii="Aptos Display" w:hAnsi="Aptos Display" w:cs="Calibri"/>
-          <w:color w:val="000000"/>
-          <w:sz w:val="28"/>
-          <w:szCs w:val="28"/>
-        </w:rPr>
-        <w:t xml:space="preserve"> </w:t>
-      </w:r>
-      <w:r>
-        <w:rPr>
-          <w:rFonts w:ascii="Aptos Display" w:hAnsi="Aptos Display" w:cs="Calibri"/>
-          <w:color w:val="000000"/>
-          <w:sz w:val="28"/>
-          <w:szCs w:val="28"/>
-        </w:rPr>
-        <w:t>débugger</w:t>
-      </w:r>
-      <w:r>
-        <w:rPr>
-          <w:rFonts w:ascii="Aptos Display" w:hAnsi="Aptos Display" w:cs="Calibri"/>
-          <w:color w:val="000000"/>
-          <w:sz w:val="28"/>
-          <w:szCs w:val="28"/>
-        </w:rPr>
-        <w:t xml:space="preserve"> la carte</w:t>
-      </w:r>
-      <w:r>
-        <w:rPr>
-          <w:rFonts w:ascii="Aptos Display" w:hAnsi="Aptos Display" w:cs="Calibri"/>
-          <w:color w:val="000000"/>
-          <w:sz w:val="28"/>
-          <w:szCs w:val="28"/>
-        </w:rPr>
-        <w:t xml:space="preserve"> mais</w:t>
-      </w:r>
-      <w:r>
-        <w:rPr>
-          <w:rFonts w:ascii="Aptos Display" w:hAnsi="Aptos Display" w:cs="Calibri"/>
-          <w:color w:val="000000"/>
-          <w:sz w:val="28"/>
-          <w:szCs w:val="28"/>
-        </w:rPr>
-        <w:t xml:space="preserve"> </w:t>
-      </w:r>
-      <w:r>
-        <w:rPr>
-          <w:rFonts w:ascii="Aptos Display" w:hAnsi="Aptos Display" w:cs="Calibri"/>
-          <w:color w:val="000000"/>
-          <w:sz w:val="28"/>
-          <w:szCs w:val="28"/>
-        </w:rPr>
-        <w:t xml:space="preserve">aussi </w:t>
-      </w:r>
-      <w:r>
-        <w:rPr>
-          <w:rFonts w:ascii="Aptos Display" w:hAnsi="Aptos Display" w:cs="Calibri"/>
-          <w:color w:val="000000"/>
-          <w:sz w:val="28"/>
-          <w:szCs w:val="28"/>
-        </w:rPr>
-        <w:t>tronque</w:t>
-      </w:r>
-      <w:r>
-        <w:rPr>
-          <w:rFonts w:ascii="Aptos Display" w:hAnsi="Aptos Display" w:cs="Calibri"/>
-          <w:color w:val="000000"/>
-          <w:sz w:val="28"/>
-          <w:szCs w:val="28"/>
-        </w:rPr>
-        <w:t>r</w:t>
-      </w:r>
-      <w:r>
-        <w:rPr>
-          <w:rFonts w:ascii="Aptos Display" w:hAnsi="Aptos Display" w:cs="Calibri"/>
-          <w:color w:val="000000"/>
-          <w:sz w:val="28"/>
-          <w:szCs w:val="28"/>
-        </w:rPr>
-        <w:t xml:space="preserve"> les infos </w:t>
-      </w:r>
-      <w:r>
-        <w:rPr>
-          <w:rFonts w:ascii="Aptos Display" w:hAnsi="Aptos Display" w:cs="Calibri"/>
-          <w:color w:val="000000"/>
-          <w:sz w:val="28"/>
-          <w:szCs w:val="28"/>
-        </w:rPr>
-        <w:t xml:space="preserve">visibles </w:t>
-      </w:r>
-      <w:r>
-        <w:rPr>
-          <w:rFonts w:ascii="Aptos Display" w:hAnsi="Aptos Display" w:cs="Calibri"/>
-          <w:color w:val="000000"/>
-          <w:sz w:val="28"/>
-          <w:szCs w:val="28"/>
-        </w:rPr>
-        <w:t>dessus</w:t>
-      </w:r>
-      <w:r>
-        <w:rPr>
-          <w:rFonts w:ascii="Aptos Display" w:hAnsi="Aptos Display" w:cs="Calibri"/>
-          <w:color w:val="000000"/>
-          <w:sz w:val="28"/>
-          <w:szCs w:val="28"/>
-        </w:rPr>
-        <w:t> </w:t>
-      </w:r>
-      <w:r>
-        <w:rPr>
-          <w:rFonts w:ascii="Aptos Display" w:hAnsi="Aptos Display" w:cs="Calibri"/>
-          <w:color w:val="000000"/>
-          <w:sz w:val="28"/>
-          <w:szCs w:val="28"/>
-        </w:rPr>
-        <w:t>=&gt;</w:t>
-      </w:r>
-      <w:r>
-        <w:rPr>
-          <w:rFonts w:ascii="Aptos Display" w:hAnsi="Aptos Display" w:cs="Calibri"/>
-          <w:color w:val="000000"/>
-          <w:sz w:val="28"/>
-          <w:szCs w:val="28"/>
-        </w:rPr>
-        <w:t xml:space="preserve"> </w:t>
-      </w:r>
+      </w:pPr>
+    </w:p>
+    <w:p>
+      <w:pPr>
+        <w:shd w:val="clear" w:color="auto" w:fill="FFFFFF"/>
+        <w:textAlignment w:val="baseline"/>
+        <w:rPr>
+          <w:rFonts w:ascii="Aptos Display" w:hAnsi="Aptos Display" w:cs="Calibri"/>
+          <w:color w:val="000000"/>
+          <w:sz w:val="28"/>
+          <w:szCs w:val="28"/>
+        </w:rPr>
+      </w:pPr>
       <w:r>
         <w:rPr>
           <w:rFonts w:ascii="Aptos Display" w:hAnsi="Aptos Display" w:cs="Calibri"/>
@@ -16903,8 +16759,216 @@
           <w:color w:val="000000"/>
           <w:sz w:val="28"/>
           <w:szCs w:val="28"/>
-        </w:rPr>
-        <w:t>corriger à la source</w:t>
+          <w:u w:val="single"/>
+        </w:rPr>
+        <w:t>Attention</w:t>
+      </w:r>
+      <w:r>
+        <w:rPr>
+          <w:rFonts w:ascii="Aptos Display" w:hAnsi="Aptos Display" w:cs="Calibri"/>
+          <w:color w:val="000000"/>
+          <w:sz w:val="28"/>
+          <w:szCs w:val="28"/>
+        </w:rPr>
+        <w:t> : u</w:t>
+      </w:r>
+      <w:r>
+        <w:rPr>
+          <w:rFonts w:ascii="Aptos Display" w:hAnsi="Aptos Display" w:cs="Calibri"/>
+          <w:color w:val="000000"/>
+          <w:sz w:val="28"/>
+          <w:szCs w:val="28"/>
+        </w:rPr>
+        <w:t>n</w:t>
+      </w:r>
+      <w:r>
+        <w:rPr>
+          <w:rFonts w:ascii="Aptos Display" w:hAnsi="Aptos Display" w:cs="Calibri"/>
+          <w:color w:val="000000"/>
+          <w:sz w:val="28"/>
+          <w:szCs w:val="28"/>
+        </w:rPr>
+        <w:t xml:space="preserve"> </w:t>
+      </w:r>
+      <w:r>
+        <w:rPr>
+          <w:rFonts w:ascii="Aptos Display" w:hAnsi="Aptos Display" w:cs="Calibri"/>
+          <w:color w:val="000000"/>
+          <w:sz w:val="28"/>
+          <w:szCs w:val="28"/>
+        </w:rPr>
+        <w:t xml:space="preserve">filtre </w:t>
+      </w:r>
+      <w:r>
+        <w:rPr>
+          <w:rFonts w:ascii="Aptos Display" w:hAnsi="Aptos Display" w:cs="Calibri"/>
+          <w:color w:val="000000"/>
+          <w:sz w:val="28"/>
+          <w:szCs w:val="28"/>
+        </w:rPr>
+        <w:t xml:space="preserve">SQL </w:t>
+      </w:r>
+      <w:r>
+        <w:rPr>
+          <w:rFonts w:ascii="Aptos Display" w:hAnsi="Aptos Display" w:cs="Calibri"/>
+          <w:color w:val="000000"/>
+          <w:sz w:val="28"/>
+          <w:szCs w:val="28"/>
+        </w:rPr>
+        <w:t xml:space="preserve">sur </w:t>
+      </w:r>
+      <w:r>
+        <w:rPr>
+          <w:rFonts w:ascii="Aptos Display" w:hAnsi="Aptos Display" w:cs="Calibri"/>
+          <w:color w:val="000000"/>
+          <w:sz w:val="28"/>
+          <w:szCs w:val="28"/>
+        </w:rPr>
+        <w:t xml:space="preserve">1 </w:t>
+      </w:r>
+      <w:r>
+        <w:rPr>
+          <w:rFonts w:ascii="Aptos Display" w:hAnsi="Aptos Display" w:cs="Calibri"/>
+          <w:color w:val="000000"/>
+          <w:sz w:val="28"/>
+          <w:szCs w:val="28"/>
+        </w:rPr>
+        <w:t xml:space="preserve">couche geojson </w:t>
+      </w:r>
+      <w:r>
+        <w:rPr>
+          <w:rFonts w:ascii="Aptos Display" w:hAnsi="Aptos Display" w:cs="Calibri"/>
+          <w:color w:val="000000"/>
+          <w:sz w:val="28"/>
+          <w:szCs w:val="28"/>
+        </w:rPr>
+        <w:t>va</w:t>
+      </w:r>
+      <w:r>
+        <w:rPr>
+          <w:rFonts w:ascii="Aptos Display" w:hAnsi="Aptos Display" w:cs="Calibri"/>
+          <w:color w:val="000000"/>
+          <w:sz w:val="28"/>
+          <w:szCs w:val="28"/>
+        </w:rPr>
+        <w:t xml:space="preserve"> </w:t>
+      </w:r>
+      <w:r>
+        <w:rPr>
+          <w:rFonts w:ascii="Aptos Display" w:hAnsi="Aptos Display" w:cs="Calibri"/>
+          <w:color w:val="000000"/>
+          <w:sz w:val="28"/>
+          <w:szCs w:val="28"/>
+        </w:rPr>
+        <w:t>débugger</w:t>
+      </w:r>
+      <w:r>
+        <w:rPr>
+          <w:rFonts w:ascii="Aptos Display" w:hAnsi="Aptos Display" w:cs="Calibri"/>
+          <w:color w:val="000000"/>
+          <w:sz w:val="28"/>
+          <w:szCs w:val="28"/>
+        </w:rPr>
+        <w:t xml:space="preserve"> la carte</w:t>
+      </w:r>
+      <w:r>
+        <w:rPr>
+          <w:rFonts w:ascii="Aptos Display" w:hAnsi="Aptos Display" w:cs="Calibri"/>
+          <w:color w:val="000000"/>
+          <w:sz w:val="28"/>
+          <w:szCs w:val="28"/>
+        </w:rPr>
+        <w:t xml:space="preserve"> mais</w:t>
+      </w:r>
+      <w:r>
+        <w:rPr>
+          <w:rFonts w:ascii="Aptos Display" w:hAnsi="Aptos Display" w:cs="Calibri"/>
+          <w:color w:val="000000"/>
+          <w:sz w:val="28"/>
+          <w:szCs w:val="28"/>
+        </w:rPr>
+        <w:t xml:space="preserve"> </w:t>
+      </w:r>
+      <w:r>
+        <w:rPr>
+          <w:rFonts w:ascii="Aptos Display" w:hAnsi="Aptos Display" w:cs="Calibri"/>
+          <w:color w:val="000000"/>
+          <w:sz w:val="28"/>
+          <w:szCs w:val="28"/>
+        </w:rPr>
+        <w:t xml:space="preserve">aussi </w:t>
+      </w:r>
+      <w:r>
+        <w:rPr>
+          <w:rFonts w:ascii="Aptos Display" w:hAnsi="Aptos Display" w:cs="Calibri"/>
+          <w:color w:val="000000"/>
+          <w:sz w:val="28"/>
+          <w:szCs w:val="28"/>
+        </w:rPr>
+        <w:t>tronque</w:t>
+      </w:r>
+      <w:r>
+        <w:rPr>
+          <w:rFonts w:ascii="Aptos Display" w:hAnsi="Aptos Display" w:cs="Calibri"/>
+          <w:color w:val="000000"/>
+          <w:sz w:val="28"/>
+          <w:szCs w:val="28"/>
+        </w:rPr>
+        <w:t>r</w:t>
+      </w:r>
+      <w:r>
+        <w:rPr>
+          <w:rFonts w:ascii="Aptos Display" w:hAnsi="Aptos Display" w:cs="Calibri"/>
+          <w:color w:val="000000"/>
+          <w:sz w:val="28"/>
+          <w:szCs w:val="28"/>
+        </w:rPr>
+        <w:t xml:space="preserve"> les infos </w:t>
+      </w:r>
+      <w:r>
+        <w:rPr>
+          <w:rFonts w:ascii="Aptos Display" w:hAnsi="Aptos Display" w:cs="Calibri"/>
+          <w:color w:val="000000"/>
+          <w:sz w:val="28"/>
+          <w:szCs w:val="28"/>
+        </w:rPr>
+        <w:t xml:space="preserve">visibles </w:t>
+      </w:r>
+      <w:r>
+        <w:rPr>
+          <w:rFonts w:ascii="Aptos Display" w:hAnsi="Aptos Display" w:cs="Calibri"/>
+          <w:color w:val="000000"/>
+          <w:sz w:val="28"/>
+          <w:szCs w:val="28"/>
+        </w:rPr>
+        <w:t>dessus</w:t>
+      </w:r>
+      <w:r>
+        <w:rPr>
+          <w:rFonts w:ascii="Aptos Display" w:hAnsi="Aptos Display" w:cs="Calibri"/>
+          <w:color w:val="000000"/>
+          <w:sz w:val="28"/>
+          <w:szCs w:val="28"/>
+        </w:rPr>
+        <w:t> </w:t>
+      </w:r>
+      <w:r>
+        <w:rPr>
+          <w:rFonts w:ascii="Aptos Display" w:hAnsi="Aptos Display" w:cs="Calibri"/>
+          <w:color w:val="000000"/>
+          <w:sz w:val="28"/>
+          <w:szCs w:val="28"/>
+        </w:rPr>
+        <w:t>=&gt;</w:t>
+      </w:r>
+      <w:r>
+        <w:rPr>
+          <w:rFonts w:ascii="Aptos Display" w:hAnsi="Aptos Display" w:cs="Calibri"/>
+          <w:color w:val="000000"/>
+          <w:sz w:val="28"/>
+          <w:szCs w:val="28"/>
+        </w:rPr>
+        <w:t xml:space="preserve"> </w:t>
       </w:r>
       <w:r>
         <w:rPr>
@@ -16915,6 +16979,17 @@
           <w:sz w:val="28"/>
           <w:szCs w:val="28"/>
         </w:rPr>
+        <w:t>corriger à la source</w:t>
+      </w:r>
+      <w:r>
+        <w:rPr>
+          <w:rFonts w:ascii="Aptos Display" w:hAnsi="Aptos Display" w:cs="Calibri"/>
+          <w:b/>
+          <w:bCs/>
+          <w:color w:val="000000"/>
+          <w:sz w:val="28"/>
+          <w:szCs w:val="28"/>
+        </w:rPr>
         <w:t xml:space="preserve"> en priorité</w:t>
       </w:r>
       <w:r>
@@ -16978,6 +17053,7 @@
           <w:sz w:val="28"/>
           <w:szCs w:val="28"/>
         </w:rPr>
+        <w:lastRenderedPageBreak/>
         <w:t xml:space="preserve">qu’un </w:t>
       </w:r>
       <w:r>
@@ -17158,17 +17234,7 @@
           <w:sz w:val="28"/>
           <w:szCs w:val="28"/>
         </w:rPr>
-        <w:t xml:space="preserve">infos </w:t>
-      </w:r>
-      <w:r>
-        <w:rPr>
-          <w:rFonts w:ascii="Aptos Display" w:hAnsi="Aptos Display" w:cs="Calibri"/>
-          <w:color w:val="000000"/>
-          <w:sz w:val="28"/>
-          <w:szCs w:val="28"/>
-        </w:rPr>
-        <w:lastRenderedPageBreak/>
-        <w:t xml:space="preserve">visibles sur carte </w:t>
+        <w:t xml:space="preserve">infos visibles sur carte </w:t>
       </w:r>
       <w:r>
         <w:rPr>
@@ -17441,7 +17507,7 @@
       <w:pPr>
         <w:pStyle w:val="Titre2"/>
       </w:pPr>
-      <w:bookmarkStart w:id="50" w:name="_Toc235798862"/>
+      <w:bookmarkStart w:id="50" w:name="_Toc235799300"/>
       <w:r>
         <w:t>Alertes auto</w:t>
       </w:r>
@@ -17991,7 +18057,7 @@
       <w:bookmarkStart w:id="51" w:name="_Toc227830295"/>
       <w:bookmarkStart w:id="52" w:name="_Toc227830323"/>
       <w:bookmarkStart w:id="53" w:name="_Toc227835075"/>
-      <w:bookmarkStart w:id="54" w:name="_Toc235798863"/>
+      <w:bookmarkStart w:id="54" w:name="_Toc235799301"/>
       <w:r>
         <w:lastRenderedPageBreak/>
         <w:t>Exemple</w:t>
@@ -18018,7 +18084,7 @@
       <w:bookmarkStart w:id="55" w:name="_Toc227830296"/>
       <w:bookmarkStart w:id="56" w:name="_Toc227830324"/>
       <w:bookmarkStart w:id="57" w:name="_Toc227835076"/>
-      <w:bookmarkStart w:id="58" w:name="_Toc235798864"/>
+      <w:bookmarkStart w:id="58" w:name="_Toc235799302"/>
       <w:r>
         <w:t>L</w:t>
       </w:r>
@@ -19074,7 +19140,7 @@
       <w:bookmarkStart w:id="59" w:name="_Toc227830297"/>
       <w:bookmarkStart w:id="60" w:name="_Toc227830325"/>
       <w:bookmarkStart w:id="61" w:name="_Toc227835077"/>
-      <w:bookmarkStart w:id="62" w:name="_Toc235798865"/>
+      <w:bookmarkStart w:id="62" w:name="_Toc235799303"/>
       <w:r>
         <w:t>L</w:t>
       </w:r>
@@ -19565,7 +19631,7 @@
       <w:bookmarkStart w:id="63" w:name="_Toc227830298"/>
       <w:bookmarkStart w:id="64" w:name="_Toc227830326"/>
       <w:bookmarkStart w:id="65" w:name="_Toc227835078"/>
-      <w:bookmarkStart w:id="66" w:name="_Toc235798866"/>
+      <w:bookmarkStart w:id="66" w:name="_Toc235799304"/>
       <w:r>
         <w:t xml:space="preserve">Exemple </w:t>
       </w:r>
